--- a/lessons/2-1/downloads/2-1-notes.docx
+++ b/lessons/2-1/downloads/2-1-notes.docx
@@ -1330,6 +1330,160 @@
         </w:tc>
       </w:tr>
     </w:tbl>
+    <w:tbl>
+      <w:tblPr>
+        <w:tblW w:type="pct" w:w="100%"/>
+        <w:tblBorders>
+          <w:top w:val="none" w:color="FFFFFF" w:sz="0"/>
+          <w:left w:val="none" w:color="FFFFFF" w:sz="0"/>
+          <w:bottom w:val="single" w:color="C7D2DD" w:sz="4"/>
+          <w:right w:val="none" w:color="FFFFFF" w:sz="0"/>
+          <w:insideH w:val="none" w:color="FFFFFF" w:sz="0"/>
+          <w:insideV w:val="none" w:color="FFFFFF" w:sz="0"/>
+        </w:tblBorders>
+      </w:tblPr>
+      <w:tblGrid>
+        <w:gridCol w:w="1800"/>
+        <w:gridCol w:w="7560"/>
+      </w:tblGrid>
+      <w:tr>
+        <w:trPr>
+          <w:cantSplit/>
+        </w:trPr>
+        <w:tc>
+          <w:tcPr>
+            <w:tcW w:type="dxa" w:w="1800"/>
+            <w:tcMar>
+              <w:top w:type="dxa" w:w="100"/>
+              <w:left w:type="dxa" w:w="40"/>
+              <w:bottom w:type="dxa" w:w="100"/>
+              <w:right w:type="dxa" w:w="120"/>
+            </w:tcMar>
+            <w:vAlign w:val="center"/>
+          </w:tcPr>
+          <w:p>
+            <w:pPr>
+              <w:spacing w:after="0"/>
+              <w:jc w:val="center"/>
+            </w:pPr>
+            <w:r>
+              <w:drawing>
+                <wp:inline distT="0" distB="0" distL="0" distR="0">
+                  <wp:extent cx="1047750" cy="790575"/>
+                  <wp:effectExtent t="0" r="0" b="0" l="0"/>
+                  <wp:docPr id="1" name="" descr="" title=""/>
+                  <wp:cNvGraphicFramePr>
+                    <a:graphicFrameLocks xmlns:a="http://schemas.openxmlformats.org/drawingml/2006/main" noChangeAspect="1"/>
+                  </wp:cNvGraphicFramePr>
+                  <a:graphic xmlns:a="http://schemas.openxmlformats.org/drawingml/2006/main">
+                    <a:graphicData uri="http://schemas.openxmlformats.org/drawingml/2006/picture">
+                      <pic:pic xmlns:pic="http://schemas.openxmlformats.org/drawingml/2006/picture">
+                        <pic:nvPicPr>
+                          <pic:cNvPr id="0" name="" descr=""/>
+                          <pic:cNvPicPr>
+                            <a:picLocks noChangeAspect="1" noChangeArrowheads="1"/>
+                          </pic:cNvPicPr>
+                        </pic:nvPicPr>
+                        <pic:blipFill>
+                          <a:blip r:embed="rId10" cstate="none"/>
+                          <a:srcRect/>
+                          <a:stretch>
+                            <a:fillRect/>
+                          </a:stretch>
+                        </pic:blipFill>
+                        <pic:spPr bwMode="auto">
+                          <a:xfrm>
+                            <a:off x="0" y="0"/>
+                            <a:ext cx="1047750" cy="790575"/>
+                          </a:xfrm>
+                          <a:prstGeom prst="rect">
+                            <a:avLst/>
+                          </a:prstGeom>
+                        </pic:spPr>
+                      </pic:pic>
+                    </a:graphicData>
+                  </a:graphic>
+                </wp:inline>
+              </w:drawing>
+            </w:r>
+          </w:p>
+        </w:tc>
+        <w:tc>
+          <w:tcPr>
+            <w:tcW w:type="dxa" w:w="7560"/>
+            <w:tcMar>
+              <w:top w:type="dxa" w:w="100"/>
+              <w:left w:type="dxa" w:w="40"/>
+              <w:bottom w:type="dxa" w:w="100"/>
+              <w:right w:type="dxa" w:w="40"/>
+            </w:tcMar>
+            <w:vAlign w:val="center"/>
+          </w:tcPr>
+          <w:p>
+            <w:pPr>
+              <w:spacing w:after="50"/>
+            </w:pPr>
+            <w:r>
+              <w:rPr>
+                <w:b/>
+                <w:bCs/>
+                <w:color w:val="12355B"/>
+                <w:sz w:val="24"/>
+                <w:szCs w:val="24"/>
+              </w:rPr>
+              <w:t xml:space="preserve">Dot plot</w:t>
+            </w:r>
+            <w:r>
+              <w:rPr>
+                <w:i/>
+                <w:iCs/>
+                <w:color w:val="5F6F80"/>
+                <w:sz w:val="19"/>
+                <w:szCs w:val="19"/>
+              </w:rPr>
+              <w:t xml:space="preserve">   Diagrama de puntos</w:t>
+            </w:r>
+          </w:p>
+          <w:p>
+            <w:pPr>
+              <w:spacing w:after="40"/>
+            </w:pPr>
+            <w:r>
+              <w:rPr>
+                <w:sz w:val="21"/>
+                <w:szCs w:val="21"/>
+              </w:rPr>
+              <w:t xml:space="preserve">A number line with one dot for each data value.</w:t>
+            </w:r>
+          </w:p>
+          <w:p>
+            <w:pPr>
+              <w:spacing w:after="0"/>
+            </w:pPr>
+            <w:r>
+              <w:rPr>
+                <w:b/>
+                <w:bCs/>
+                <w:color w:val="1FA6A2"/>
+                <w:sz w:val="18"/>
+                <w:szCs w:val="18"/>
+              </w:rPr>
+              <w:t xml:space="preserve">Example:  </w:t>
+            </w:r>
+            <w:r>
+              <w:rPr>
+                <w:i/>
+                <w:iCs/>
+                <w:color w:val="5F6F80"/>
+                <w:sz w:val="18"/>
+                <w:szCs w:val="18"/>
+              </w:rPr>
+              <w:t xml:space="preserve">One dot for each answer, stacked above its value on the line.</w:t>
+            </w:r>
+          </w:p>
+        </w:tc>
+      </w:tr>
+    </w:tbl>
     <w:p>
       <w:pPr>
         <w:pStyle w:val="Heading1"/>
@@ -1418,7 +1572,7 @@
                 <w:sz w:val="21"/>
                 <w:szCs w:val="21"/>
               </w:rPr>
-              <w:t xml:space="preserve">Statistical Questions and Data      •      Statistical Question      •      Non-statistical Question      •      Data      •      Variability      •      Survey      •      Data distribution</w:t>
+              <w:t xml:space="preserve">Statistical Questions and Data      •      Statistical Question      •      Non-statistical Question      •      Data      •      Variability      •      Survey      •      Data distribution      •      Dot plot</w:t>
             </w:r>
           </w:p>
         </w:tc>
@@ -1689,6 +1843,43 @@
           <w:szCs w:val="22"/>
         </w:rPr>
         <w:t xml:space="preserve">The way data values are spread out across a range is the </w:t>
+      </w:r>
+      <w:r>
+        <w:rPr>
+          <w:sz w:val="22"/>
+          <w:szCs w:val="22"/>
+        </w:rPr>
+        <w:t xml:space="preserve">________________</w:t>
+      </w:r>
+      <w:r>
+        <w:rPr>
+          <w:sz w:val="22"/>
+          <w:szCs w:val="22"/>
+        </w:rPr>
+        <w:t xml:space="preserve">.</w:t>
+      </w:r>
+    </w:p>
+    <w:p>
+      <w:pPr>
+        <w:keepLines/>
+        <w:spacing w:after="260" w:before="200"/>
+      </w:pPr>
+      <w:r>
+        <w:rPr>
+          <w:b/>
+          <w:bCs/>
+          <w:color w:val="12355B"/>
+          <w:sz w:val="22"/>
+          <w:szCs w:val="22"/>
+        </w:rPr>
+        <w:t xml:space="preserve">8.  </w:t>
+      </w:r>
+      <w:r>
+        <w:rPr>
+          <w:sz w:val="22"/>
+          <w:szCs w:val="22"/>
+        </w:rPr>
+        <w:t xml:space="preserve">A number line that shows one dot for each data value is a </w:t>
       </w:r>
       <w:r>
         <w:rPr>
@@ -2940,7 +3131,7 @@
           <w:sz w:val="20"/>
           <w:szCs w:val="20"/>
         </w:rPr>
-        <w:t xml:space="preserve">A)  How many innings are in a baseball game?</w:t>
+        <w:t xml:space="preserve">A)  How many home runs did each player hit this year?</w:t>
       </w:r>
     </w:p>
     <w:p>
@@ -2953,7 +3144,7 @@
           <w:sz w:val="20"/>
           <w:szCs w:val="20"/>
         </w:rPr>
-        <w:t xml:space="preserve">B)  How many home runs did each player hit this year?</w:t>
+        <w:t xml:space="preserve">B)  How many miles does each runner train per week?</w:t>
       </w:r>
     </w:p>
     <w:p>
@@ -2966,7 +3157,7 @@
           <w:sz w:val="20"/>
           <w:szCs w:val="20"/>
         </w:rPr>
-        <w:t xml:space="preserve">C)  How many miles does each runner train per week?</w:t>
+        <w:t xml:space="preserve">C)  How many innings are in a baseball game?</w:t>
       </w:r>
     </w:p>
     <w:p>
@@ -4032,7 +4223,7 @@
           <w:sz w:val="20"/>
           <w:szCs w:val="20"/>
         </w:rPr>
-        <w:t xml:space="preserve">A)  Because the answers will vary from athlete to athlete</w:t>
+        <w:t xml:space="preserve">A)  Because it is about sports</w:t>
       </w:r>
     </w:p>
     <w:p>
@@ -4045,7 +4236,7 @@
           <w:sz w:val="20"/>
           <w:szCs w:val="20"/>
         </w:rPr>
-        <w:t xml:space="preserve">B)  Because it is about sports</w:t>
+        <w:t xml:space="preserve">B)  Because it has a numerical answer</w:t>
       </w:r>
     </w:p>
     <w:p>
@@ -4058,7 +4249,7 @@
           <w:sz w:val="20"/>
           <w:szCs w:val="20"/>
         </w:rPr>
-        <w:t xml:space="preserve">C)  Because it has a numerical answer</w:t>
+        <w:t xml:space="preserve">C)  Because the answers will vary from athlete to athlete</w:t>
       </w:r>
     </w:p>
     <w:p>
@@ -4261,7 +4452,7 @@
           <w:sz w:val="20"/>
           <w:szCs w:val="20"/>
         </w:rPr>
-        <w:t xml:space="preserve">B)  How tall are the students in my class?</w:t>
+        <w:t xml:space="preserve">B)  What is my shoe size?</w:t>
       </w:r>
     </w:p>
     <w:p>
@@ -4274,7 +4465,7 @@
           <w:sz w:val="20"/>
           <w:szCs w:val="20"/>
         </w:rPr>
-        <w:t xml:space="preserve">C)  What is my shoe size?</w:t>
+        <w:t xml:space="preserve">C)  What is 7 × 8?</w:t>
       </w:r>
     </w:p>
     <w:p>
@@ -4287,7 +4478,7 @@
           <w:sz w:val="20"/>
           <w:szCs w:val="20"/>
         </w:rPr>
-        <w:t xml:space="preserve">D)  What is 7 × 8?</w:t>
+        <w:t xml:space="preserve">D)  How tall are the students in my class?</w:t>
       </w:r>
     </w:p>
     <w:p>
@@ -4378,7 +4569,7 @@
           <w:sz w:val="20"/>
           <w:szCs w:val="20"/>
         </w:rPr>
-        <w:t xml:space="preserve">A)  How many days are in one week?</w:t>
+        <w:t xml:space="preserve">A)  How many siblings does each student in the class have?</w:t>
       </w:r>
     </w:p>
     <w:p>
@@ -4391,7 +4582,7 @@
           <w:sz w:val="20"/>
           <w:szCs w:val="20"/>
         </w:rPr>
-        <w:t xml:space="preserve">B)  How many siblings does each student in the class have?</w:t>
+        <w:t xml:space="preserve">B)  How many days are in one week?</w:t>
       </w:r>
     </w:p>
     <w:p>
@@ -4545,7 +4736,7 @@
           <w:sz w:val="21"/>
           <w:szCs w:val="21"/>
         </w:rPr>
-        <w:t xml:space="preserve">A)  B) How many hours does each student exercise per week?</w:t>
+        <w:t xml:space="preserve">A)  A) How many students are in the school?</w:t>
       </w:r>
     </w:p>
     <w:p>
@@ -4558,7 +4749,7 @@
           <w:sz w:val="21"/>
           <w:szCs w:val="21"/>
         </w:rPr>
-        <w:t xml:space="preserve">B)  A) How many students are in the school?</w:t>
+        <w:t xml:space="preserve">B)  C) What time does school start?</w:t>
       </w:r>
     </w:p>
     <w:p>
@@ -4571,7 +4762,7 @@
           <w:sz w:val="21"/>
           <w:szCs w:val="21"/>
         </w:rPr>
-        <w:t xml:space="preserve">C)  C) What time does school start?</w:t>
+        <w:t xml:space="preserve">C)  B) How many hours does each student exercise per week?</w:t>
       </w:r>
     </w:p>
     <w:p>

--- a/lessons/2-1/downloads/2-1-notes.docx
+++ b/lessons/2-1/downloads/2-1-notes.docx
@@ -529,7 +529,7 @@
                 <w:sz w:val="21"/>
                 <w:szCs w:val="21"/>
               </w:rPr>
-              <w:t xml:space="preserve">A question where the answers will be different for different people.</w:t>
+              <w:t xml:space="preserve">A question answered with data that are expected to vary.</w:t>
             </w:r>
           </w:p>
           <w:p>
@@ -683,7 +683,7 @@
                 <w:sz w:val="21"/>
                 <w:szCs w:val="21"/>
               </w:rPr>
-              <w:t xml:space="preserve">A question that has just one fixed answer that is the same no matter who you ask, so there is no data to collect.</w:t>
+              <w:t xml:space="preserve">A question that does not anticipate variability in the data used to answer it. It may ask for one fact or measurement.</w:t>
             </w:r>
           </w:p>
           <w:p>
@@ -1324,7 +1324,7 @@
                 <w:sz w:val="18"/>
                 <w:szCs w:val="18"/>
               </w:rPr>
-              <w:t xml:space="preserve">If most scores cluster in the middle with fewer at the edges, the distribution is symmetric</w:t>
+              <w:t xml:space="preserve">A distribution is symmetric when its left and right sides have approximately matching shapes around the center.</w:t>
             </w:r>
           </w:p>
         </w:tc>
@@ -1694,7 +1694,7 @@
           <w:sz w:val="22"/>
           <w:szCs w:val="22"/>
         </w:rPr>
-        <w:t xml:space="preserve">A question that has one fixed answer and does not need data collection is a </w:t>
+        <w:t xml:space="preserve">A question that does not anticipate variability in the data is a </w:t>
       </w:r>
       <w:r>
         <w:rPr>

--- a/lessons/2-1/downloads/2-1-notes.docx
+++ b/lessons/2-1/downloads/2-1-notes.docx
@@ -249,49 +249,269 @@
           <w:sz w:val="19"/>
           <w:szCs w:val="19"/>
         </w:rPr>
-        <w:t xml:space="preserve">Look at the picture, read the word, then read what it means.</w:t>
+        <w:t xml:space="preserve">Review each concept term, definition, non-example, and visual clue.</w:t>
       </w:r>
     </w:p>
     <w:tbl>
       <w:tblPr>
-        <w:tblW w:type="pct" w:w="100%"/>
+        <w:tblW w:type="dxa" w:w="9360"/>
         <w:tblBorders>
-          <w:top w:val="none" w:color="FFFFFF" w:sz="0"/>
-          <w:left w:val="none" w:color="FFFFFF" w:sz="0"/>
-          <w:bottom w:val="single" w:color="C7D2DD" w:sz="4"/>
-          <w:right w:val="none" w:color="FFFFFF" w:sz="0"/>
-          <w:insideH w:val="none" w:color="FFFFFF" w:sz="0"/>
-          <w:insideV w:val="none" w:color="FFFFFF" w:sz="0"/>
+          <w:top w:val="single" w:color="C7D2DD" w:sz="6"/>
+          <w:left w:val="single" w:color="C7D2DD" w:sz="6"/>
+          <w:bottom w:val="single" w:color="C7D2DD" w:sz="6"/>
+          <w:right w:val="single" w:color="C7D2DD" w:sz="6"/>
+          <w:insideH w:val="single" w:color="C7D2DD" w:sz="6"/>
+          <w:insideV w:val="single" w:color="C7D2DD" w:sz="6"/>
         </w:tblBorders>
       </w:tblPr>
       <w:tblGrid>
         <w:gridCol w:w="1800"/>
-        <w:gridCol w:w="7560"/>
+        <w:gridCol w:w="3160"/>
+        <w:gridCol w:w="2200"/>
+        <w:gridCol w:w="2200"/>
       </w:tblGrid>
       <w:tr>
         <w:trPr>
           <w:cantSplit/>
+          <w:tblHeader/>
         </w:trPr>
         <w:tc>
           <w:tcPr>
             <w:tcW w:type="dxa" w:w="1800"/>
-            <w:tcMar>
-              <w:top w:type="dxa" w:w="100"/>
-              <w:left w:type="dxa" w:w="40"/>
-              <w:bottom w:type="dxa" w:w="100"/>
-              <w:right w:type="dxa" w:w="120"/>
-            </w:tcMar>
-            <w:vAlign w:val="center"/>
+            <w:shd w:fill="EEF4F8" w:color="auto" w:val="clear"/>
+            <w:tcMar>
+              <w:top w:type="dxa" w:w="80"/>
+              <w:left w:type="dxa" w:w="100"/>
+              <w:bottom w:type="dxa" w:w="80"/>
+              <w:right w:type="dxa" w:w="100"/>
+            </w:tcMar>
           </w:tcPr>
           <w:p>
             <w:pPr>
               <w:spacing w:after="0"/>
+            </w:pPr>
+            <w:r>
+              <w:rPr>
+                <w:b/>
+                <w:bCs/>
+                <w:color w:val="12355B"/>
+                <w:sz w:val="19"/>
+                <w:szCs w:val="19"/>
+              </w:rPr>
+              <w:t xml:space="preserve">Concept Term</w:t>
+            </w:r>
+          </w:p>
+        </w:tc>
+        <w:tc>
+          <w:tcPr>
+            <w:tcW w:type="dxa" w:w="3160"/>
+            <w:shd w:fill="EEF4F8" w:color="auto" w:val="clear"/>
+            <w:tcMar>
+              <w:top w:type="dxa" w:w="80"/>
+              <w:left w:type="dxa" w:w="100"/>
+              <w:bottom w:type="dxa" w:w="80"/>
+              <w:right w:type="dxa" w:w="100"/>
+            </w:tcMar>
+          </w:tcPr>
+          <w:p>
+            <w:pPr>
+              <w:spacing w:after="0"/>
+            </w:pPr>
+            <w:r>
+              <w:rPr>
+                <w:b/>
+                <w:bCs/>
+                <w:color w:val="12355B"/>
+                <w:sz w:val="19"/>
+                <w:szCs w:val="19"/>
+              </w:rPr>
+              <w:t xml:space="preserve">Student-Friendly Definition</w:t>
+            </w:r>
+          </w:p>
+        </w:tc>
+        <w:tc>
+          <w:tcPr>
+            <w:tcW w:type="dxa" w:w="2200"/>
+            <w:shd w:fill="EEF4F8" w:color="auto" w:val="clear"/>
+            <w:tcMar>
+              <w:top w:type="dxa" w:w="80"/>
+              <w:left w:type="dxa" w:w="100"/>
+              <w:bottom w:type="dxa" w:w="80"/>
+              <w:right w:type="dxa" w:w="100"/>
+            </w:tcMar>
+          </w:tcPr>
+          <w:p>
+            <w:pPr>
+              <w:spacing w:after="0"/>
+            </w:pPr>
+            <w:r>
+              <w:rPr>
+                <w:b/>
+                <w:bCs/>
+                <w:color w:val="12355B"/>
+                <w:sz w:val="19"/>
+                <w:szCs w:val="19"/>
+              </w:rPr>
+              <w:t xml:space="preserve">Non-Example</w:t>
+            </w:r>
+          </w:p>
+        </w:tc>
+        <w:tc>
+          <w:tcPr>
+            <w:tcW w:type="dxa" w:w="2200"/>
+            <w:shd w:fill="EEF4F8" w:color="auto" w:val="clear"/>
+            <w:tcMar>
+              <w:top w:type="dxa" w:w="80"/>
+              <w:left w:type="dxa" w:w="100"/>
+              <w:bottom w:type="dxa" w:w="80"/>
+              <w:right w:type="dxa" w:w="100"/>
+            </w:tcMar>
+          </w:tcPr>
+          <w:p>
+            <w:pPr>
+              <w:spacing w:after="0"/>
+            </w:pPr>
+            <w:r>
+              <w:rPr>
+                <w:b/>
+                <w:bCs/>
+                <w:color w:val="12355B"/>
+                <w:sz w:val="19"/>
+                <w:szCs w:val="19"/>
+              </w:rPr>
+              <w:t xml:space="preserve">Visual Clue</w:t>
+            </w:r>
+          </w:p>
+        </w:tc>
+      </w:tr>
+      <w:tr>
+        <w:trPr>
+          <w:cantSplit/>
+        </w:trPr>
+        <w:tc>
+          <w:tcPr>
+            <w:tcW w:type="dxa" w:w="1800"/>
+            <w:tcMar>
+              <w:top w:type="dxa" w:w="80"/>
+              <w:left w:type="dxa" w:w="100"/>
+              <w:bottom w:type="dxa" w:w="80"/>
+              <w:right w:type="dxa" w:w="100"/>
+            </w:tcMar>
+            <w:vAlign w:val="top"/>
+          </w:tcPr>
+          <w:p>
+            <w:pPr>
+              <w:spacing w:after="30"/>
+            </w:pPr>
+            <w:r>
+              <w:rPr>
+                <w:b/>
+                <w:bCs/>
+                <w:color w:val="12355B"/>
+                <w:sz w:val="21"/>
+                <w:szCs w:val="21"/>
+              </w:rPr>
+              <w:t xml:space="preserve">Statistical Questions and Data</w:t>
+            </w:r>
+          </w:p>
+          <w:p>
+            <w:pPr>
+              <w:spacing w:after="0"/>
+            </w:pPr>
+            <w:r>
+              <w:rPr>
+                <w:i/>
+                <w:iCs/>
+                <w:color w:val="5F6F80"/>
+                <w:sz w:val="18"/>
+                <w:szCs w:val="18"/>
+              </w:rPr>
+              <w:t xml:space="preserve">Preguntas estadísticas y datos</w:t>
+            </w:r>
+          </w:p>
+        </w:tc>
+        <w:tc>
+          <w:tcPr>
+            <w:tcW w:type="dxa" w:w="3160"/>
+            <w:tcMar>
+              <w:top w:type="dxa" w:w="80"/>
+              <w:left w:type="dxa" w:w="100"/>
+              <w:bottom w:type="dxa" w:w="80"/>
+              <w:right w:type="dxa" w:w="100"/>
+            </w:tcMar>
+            <w:vAlign w:val="top"/>
+          </w:tcPr>
+          <w:p>
+            <w:pPr>
+              <w:spacing w:after="0"/>
+            </w:pPr>
+            <w:r>
+              <w:rPr>
+                <w:sz w:val="20"/>
+                <w:szCs w:val="20"/>
+              </w:rPr>
+              <w:t xml:space="preserve">A statistical question expects varied answers that can be collected as data.</w:t>
+            </w:r>
+          </w:p>
+        </w:tc>
+        <w:tc>
+          <w:tcPr>
+            <w:tcW w:type="dxa" w:w="2200"/>
+            <w:tcMar>
+              <w:top w:type="dxa" w:w="80"/>
+              <w:left w:type="dxa" w:w="100"/>
+              <w:bottom w:type="dxa" w:w="80"/>
+              <w:right w:type="dxa" w:w="100"/>
+            </w:tcMar>
+            <w:vAlign w:val="top"/>
+          </w:tcPr>
+          <w:p>
+            <w:pPr>
+              <w:spacing w:after="40"/>
+            </w:pPr>
+            <w:r>
+              <w:rPr>
+                <w:i/>
+                <w:iCs/>
+                <w:color w:val="5F6F80"/>
+                <w:sz w:val="19"/>
+                <w:szCs w:val="19"/>
+              </w:rPr>
+              <w:t xml:space="preserve">Not Statistical Questions and Data: write a counter-example that breaks the definition.</w:t>
+            </w:r>
+          </w:p>
+          <w:p>
+            <w:pPr>
+              <w:pBdr>
+                <w:bottom w:val="single" w:color="AFBECC" w:sz="6"/>
+              </w:pBdr>
+              <w:spacing w:after="30" w:before="150"/>
+            </w:pPr>
+            <w:r>
+              <w:t xml:space="preserve"/>
+            </w:r>
+          </w:p>
+        </w:tc>
+        <w:tc>
+          <w:tcPr>
+            <w:tcW w:type="dxa" w:w="2200"/>
+            <w:tcMar>
+              <w:top w:type="dxa" w:w="80"/>
+              <w:left w:type="dxa" w:w="100"/>
+              <w:bottom w:type="dxa" w:w="80"/>
+              <w:right w:type="dxa" w:w="100"/>
+            </w:tcMar>
+            <w:vAlign w:val="top"/>
+          </w:tcPr>
+          <w:p>
+            <w:pPr>
+              <w:spacing w:after="40"/>
               <w:jc w:val="center"/>
             </w:pPr>
             <w:r>
               <w:drawing>
                 <wp:inline distT="0" distB="0" distL="0" distR="0">
-                  <wp:extent cx="1047750" cy="790575"/>
+                  <wp:extent cx="876300" cy="657225"/>
                   <wp:effectExtent t="0" r="0" b="0" l="0"/>
                   <wp:docPr id="1" name="" descr="" title=""/>
                   <wp:cNvGraphicFramePr>
@@ -316,7 +536,7 @@
                         <pic:spPr bwMode="auto">
                           <a:xfrm>
                             <a:off x="0" y="0"/>
-                            <a:ext cx="1047750" cy="790575"/>
+                            <a:ext cx="876300" cy="657225"/>
                           </a:xfrm>
                           <a:prstGeom prst="rect">
                             <a:avLst/>
@@ -329,32 +549,108 @@
               </w:drawing>
             </w:r>
           </w:p>
-        </w:tc>
-        <w:tc>
-          <w:tcPr>
-            <w:tcW w:type="dxa" w:w="7560"/>
-            <w:tcMar>
-              <w:top w:type="dxa" w:w="100"/>
-              <w:left w:type="dxa" w:w="40"/>
-              <w:bottom w:type="dxa" w:w="100"/>
-              <w:right w:type="dxa" w:w="40"/>
-            </w:tcMar>
-            <w:vAlign w:val="center"/>
-          </w:tcPr>
-          <w:p>
-            <w:pPr>
-              <w:spacing w:after="50"/>
+          <w:p>
+            <w:pPr>
+              <w:spacing w:after="0"/>
+            </w:pPr>
+            <w:r>
+              <w:rPr>
+                <w:i/>
+                <w:iCs/>
+                <w:color w:val="5F6F80"/>
+                <w:sz w:val="18"/>
+                <w:szCs w:val="18"/>
+              </w:rPr>
+              <w:t xml:space="preserve">How many minutes do students in our class read each night?</w:t>
+            </w:r>
+          </w:p>
+        </w:tc>
+      </w:tr>
+      <w:tr>
+        <w:trPr>
+          <w:cantSplit/>
+        </w:trPr>
+        <w:tc>
+          <w:tcPr>
+            <w:tcW w:type="dxa" w:w="1800"/>
+            <w:tcMar>
+              <w:top w:type="dxa" w:w="80"/>
+              <w:left w:type="dxa" w:w="100"/>
+              <w:bottom w:type="dxa" w:w="80"/>
+              <w:right w:type="dxa" w:w="100"/>
+            </w:tcMar>
+            <w:vAlign w:val="top"/>
+          </w:tcPr>
+          <w:p>
+            <w:pPr>
+              <w:spacing w:after="30"/>
             </w:pPr>
             <w:r>
               <w:rPr>
                 <w:b/>
                 <w:bCs/>
                 <w:color w:val="12355B"/>
-                <w:sz w:val="24"/>
-                <w:szCs w:val="24"/>
-              </w:rPr>
-              <w:t xml:space="preserve">Statistical Questions and Data</w:t>
-            </w:r>
+                <w:sz w:val="21"/>
+                <w:szCs w:val="21"/>
+              </w:rPr>
+              <w:t xml:space="preserve">Statistical Question</w:t>
+            </w:r>
+          </w:p>
+          <w:p>
+            <w:pPr>
+              <w:spacing w:after="0"/>
+            </w:pPr>
+            <w:r>
+              <w:rPr>
+                <w:i/>
+                <w:iCs/>
+                <w:color w:val="5F6F80"/>
+                <w:sz w:val="18"/>
+                <w:szCs w:val="18"/>
+              </w:rPr>
+              <w:t xml:space="preserve">Pregunta estadística</w:t>
+            </w:r>
+          </w:p>
+        </w:tc>
+        <w:tc>
+          <w:tcPr>
+            <w:tcW w:type="dxa" w:w="3160"/>
+            <w:tcMar>
+              <w:top w:type="dxa" w:w="80"/>
+              <w:left w:type="dxa" w:w="100"/>
+              <w:bottom w:type="dxa" w:w="80"/>
+              <w:right w:type="dxa" w:w="100"/>
+            </w:tcMar>
+            <w:vAlign w:val="top"/>
+          </w:tcPr>
+          <w:p>
+            <w:pPr>
+              <w:spacing w:after="0"/>
+            </w:pPr>
+            <w:r>
+              <w:rPr>
+                <w:sz w:val="20"/>
+                <w:szCs w:val="20"/>
+              </w:rPr>
+              <w:t xml:space="preserve">A question answered with data that are expected to vary.</w:t>
+            </w:r>
+          </w:p>
+        </w:tc>
+        <w:tc>
+          <w:tcPr>
+            <w:tcW w:type="dxa" w:w="2200"/>
+            <w:tcMar>
+              <w:top w:type="dxa" w:w="80"/>
+              <w:left w:type="dxa" w:w="100"/>
+              <w:bottom w:type="dxa" w:w="80"/>
+              <w:right w:type="dxa" w:w="100"/>
+            </w:tcMar>
+            <w:vAlign w:val="top"/>
+          </w:tcPr>
+          <w:p>
+            <w:pPr>
+              <w:spacing w:after="40"/>
+            </w:pPr>
             <w:r>
               <w:rPr>
                 <w:i/>
@@ -363,89 +659,41 @@
                 <w:sz w:val="19"/>
                 <w:szCs w:val="19"/>
               </w:rPr>
-              <w:t xml:space="preserve">   Preguntas estadísticas y datos</w:t>
-            </w:r>
-          </w:p>
+              <w:t xml:space="preserve">Not Statistical Question: write a counter-example that breaks the definition.</w:t>
+            </w:r>
+          </w:p>
+          <w:p>
+            <w:pPr>
+              <w:pBdr>
+                <w:bottom w:val="single" w:color="AFBECC" w:sz="6"/>
+              </w:pBdr>
+              <w:spacing w:after="30" w:before="150"/>
+            </w:pPr>
+            <w:r>
+              <w:t xml:space="preserve"/>
+            </w:r>
+          </w:p>
+        </w:tc>
+        <w:tc>
+          <w:tcPr>
+            <w:tcW w:type="dxa" w:w="2200"/>
+            <w:tcMar>
+              <w:top w:type="dxa" w:w="80"/>
+              <w:left w:type="dxa" w:w="100"/>
+              <w:bottom w:type="dxa" w:w="80"/>
+              <w:right w:type="dxa" w:w="100"/>
+            </w:tcMar>
+            <w:vAlign w:val="top"/>
+          </w:tcPr>
           <w:p>
             <w:pPr>
               <w:spacing w:after="40"/>
-            </w:pPr>
-            <w:r>
-              <w:rPr>
-                <w:sz w:val="21"/>
-                <w:szCs w:val="21"/>
-              </w:rPr>
-              <w:t xml:space="preserve">A statistical question expects varied answers that can be collected as data.</w:t>
-            </w:r>
-          </w:p>
-          <w:p>
-            <w:pPr>
-              <w:spacing w:after="0"/>
-            </w:pPr>
-            <w:r>
-              <w:rPr>
-                <w:b/>
-                <w:bCs/>
-                <w:color w:val="1FA6A2"/>
-                <w:sz w:val="18"/>
-                <w:szCs w:val="18"/>
-              </w:rPr>
-              <w:t xml:space="preserve">Example:  </w:t>
-            </w:r>
-            <w:r>
-              <w:rPr>
-                <w:i/>
-                <w:iCs/>
-                <w:color w:val="5F6F80"/>
-                <w:sz w:val="18"/>
-                <w:szCs w:val="18"/>
-              </w:rPr>
-              <w:t xml:space="preserve">How many minutes do students in our class read each night?</w:t>
-            </w:r>
-          </w:p>
-        </w:tc>
-      </w:tr>
-    </w:tbl>
-    <w:tbl>
-      <w:tblPr>
-        <w:tblW w:type="pct" w:w="100%"/>
-        <w:tblBorders>
-          <w:top w:val="none" w:color="FFFFFF" w:sz="0"/>
-          <w:left w:val="none" w:color="FFFFFF" w:sz="0"/>
-          <w:bottom w:val="single" w:color="C7D2DD" w:sz="4"/>
-          <w:right w:val="none" w:color="FFFFFF" w:sz="0"/>
-          <w:insideH w:val="none" w:color="FFFFFF" w:sz="0"/>
-          <w:insideV w:val="none" w:color="FFFFFF" w:sz="0"/>
-        </w:tblBorders>
-      </w:tblPr>
-      <w:tblGrid>
-        <w:gridCol w:w="1800"/>
-        <w:gridCol w:w="7560"/>
-      </w:tblGrid>
-      <w:tr>
-        <w:trPr>
-          <w:cantSplit/>
-        </w:trPr>
-        <w:tc>
-          <w:tcPr>
-            <w:tcW w:type="dxa" w:w="1800"/>
-            <w:tcMar>
-              <w:top w:type="dxa" w:w="100"/>
-              <w:left w:type="dxa" w:w="40"/>
-              <w:bottom w:type="dxa" w:w="100"/>
-              <w:right w:type="dxa" w:w="120"/>
-            </w:tcMar>
-            <w:vAlign w:val="center"/>
-          </w:tcPr>
-          <w:p>
-            <w:pPr>
-              <w:spacing w:after="0"/>
               <w:jc w:val="center"/>
             </w:pPr>
             <w:r>
               <w:drawing>
                 <wp:inline distT="0" distB="0" distL="0" distR="0">
-                  <wp:extent cx="1047750" cy="790575"/>
+                  <wp:extent cx="876300" cy="657225"/>
                   <wp:effectExtent t="0" r="0" b="0" l="0"/>
                   <wp:docPr id="1" name="" descr="" title=""/>
                   <wp:cNvGraphicFramePr>
@@ -470,7 +718,7 @@
                         <pic:spPr bwMode="auto">
                           <a:xfrm>
                             <a:off x="0" y="0"/>
-                            <a:ext cx="1047750" cy="790575"/>
+                            <a:ext cx="876300" cy="657225"/>
                           </a:xfrm>
                           <a:prstGeom prst="rect">
                             <a:avLst/>
@@ -483,32 +731,108 @@
               </w:drawing>
             </w:r>
           </w:p>
-        </w:tc>
-        <w:tc>
-          <w:tcPr>
-            <w:tcW w:type="dxa" w:w="7560"/>
-            <w:tcMar>
-              <w:top w:type="dxa" w:w="100"/>
-              <w:left w:type="dxa" w:w="40"/>
-              <w:bottom w:type="dxa" w:w="100"/>
-              <w:right w:type="dxa" w:w="40"/>
-            </w:tcMar>
-            <w:vAlign w:val="center"/>
-          </w:tcPr>
-          <w:p>
-            <w:pPr>
-              <w:spacing w:after="50"/>
+          <w:p>
+            <w:pPr>
+              <w:spacing w:after="0"/>
+            </w:pPr>
+            <w:r>
+              <w:rPr>
+                <w:i/>
+                <w:iCs/>
+                <w:color w:val="5F6F80"/>
+                <w:sz w:val="18"/>
+                <w:szCs w:val="18"/>
+              </w:rPr>
+              <w:t xml:space="preserve">“How tall are the players on the team?” → answers vary: 60 in, 63 in, 58 in, 65 in</w:t>
+            </w:r>
+          </w:p>
+        </w:tc>
+      </w:tr>
+      <w:tr>
+        <w:trPr>
+          <w:cantSplit/>
+        </w:trPr>
+        <w:tc>
+          <w:tcPr>
+            <w:tcW w:type="dxa" w:w="1800"/>
+            <w:tcMar>
+              <w:top w:type="dxa" w:w="80"/>
+              <w:left w:type="dxa" w:w="100"/>
+              <w:bottom w:type="dxa" w:w="80"/>
+              <w:right w:type="dxa" w:w="100"/>
+            </w:tcMar>
+            <w:vAlign w:val="top"/>
+          </w:tcPr>
+          <w:p>
+            <w:pPr>
+              <w:spacing w:after="30"/>
             </w:pPr>
             <w:r>
               <w:rPr>
                 <w:b/>
                 <w:bCs/>
                 <w:color w:val="12355B"/>
-                <w:sz w:val="24"/>
-                <w:szCs w:val="24"/>
-              </w:rPr>
-              <w:t xml:space="preserve">Statistical Question</w:t>
-            </w:r>
+                <w:sz w:val="21"/>
+                <w:szCs w:val="21"/>
+              </w:rPr>
+              <w:t xml:space="preserve">Non-statistical Question</w:t>
+            </w:r>
+          </w:p>
+          <w:p>
+            <w:pPr>
+              <w:spacing w:after="0"/>
+            </w:pPr>
+            <w:r>
+              <w:rPr>
+                <w:i/>
+                <w:iCs/>
+                <w:color w:val="5F6F80"/>
+                <w:sz w:val="18"/>
+                <w:szCs w:val="18"/>
+              </w:rPr>
+              <w:t xml:space="preserve">Pregunta no estadística</w:t>
+            </w:r>
+          </w:p>
+        </w:tc>
+        <w:tc>
+          <w:tcPr>
+            <w:tcW w:type="dxa" w:w="3160"/>
+            <w:tcMar>
+              <w:top w:type="dxa" w:w="80"/>
+              <w:left w:type="dxa" w:w="100"/>
+              <w:bottom w:type="dxa" w:w="80"/>
+              <w:right w:type="dxa" w:w="100"/>
+            </w:tcMar>
+            <w:vAlign w:val="top"/>
+          </w:tcPr>
+          <w:p>
+            <w:pPr>
+              <w:spacing w:after="0"/>
+            </w:pPr>
+            <w:r>
+              <w:rPr>
+                <w:sz w:val="20"/>
+                <w:szCs w:val="20"/>
+              </w:rPr>
+              <w:t xml:space="preserve">A question that does not anticipate variability in the data used to answer it. It may ask for one fact or measurement.</w:t>
+            </w:r>
+          </w:p>
+        </w:tc>
+        <w:tc>
+          <w:tcPr>
+            <w:tcW w:type="dxa" w:w="2200"/>
+            <w:tcMar>
+              <w:top w:type="dxa" w:w="80"/>
+              <w:left w:type="dxa" w:w="100"/>
+              <w:bottom w:type="dxa" w:w="80"/>
+              <w:right w:type="dxa" w:w="100"/>
+            </w:tcMar>
+            <w:vAlign w:val="top"/>
+          </w:tcPr>
+          <w:p>
+            <w:pPr>
+              <w:spacing w:after="40"/>
+            </w:pPr>
             <w:r>
               <w:rPr>
                 <w:i/>
@@ -517,89 +841,41 @@
                 <w:sz w:val="19"/>
                 <w:szCs w:val="19"/>
               </w:rPr>
-              <w:t xml:space="preserve">   Pregunta estadística</w:t>
-            </w:r>
-          </w:p>
+              <w:t xml:space="preserve">Not Non-statistical Question: write a counter-example that breaks the definition.</w:t>
+            </w:r>
+          </w:p>
+          <w:p>
+            <w:pPr>
+              <w:pBdr>
+                <w:bottom w:val="single" w:color="AFBECC" w:sz="6"/>
+              </w:pBdr>
+              <w:spacing w:after="30" w:before="150"/>
+            </w:pPr>
+            <w:r>
+              <w:t xml:space="preserve"/>
+            </w:r>
+          </w:p>
+        </w:tc>
+        <w:tc>
+          <w:tcPr>
+            <w:tcW w:type="dxa" w:w="2200"/>
+            <w:tcMar>
+              <w:top w:type="dxa" w:w="80"/>
+              <w:left w:type="dxa" w:w="100"/>
+              <w:bottom w:type="dxa" w:w="80"/>
+              <w:right w:type="dxa" w:w="100"/>
+            </w:tcMar>
+            <w:vAlign w:val="top"/>
+          </w:tcPr>
           <w:p>
             <w:pPr>
               <w:spacing w:after="40"/>
-            </w:pPr>
-            <w:r>
-              <w:rPr>
-                <w:sz w:val="21"/>
-                <w:szCs w:val="21"/>
-              </w:rPr>
-              <w:t xml:space="preserve">A question answered with data that are expected to vary.</w:t>
-            </w:r>
-          </w:p>
-          <w:p>
-            <w:pPr>
-              <w:spacing w:after="0"/>
-            </w:pPr>
-            <w:r>
-              <w:rPr>
-                <w:b/>
-                <w:bCs/>
-                <w:color w:val="1FA6A2"/>
-                <w:sz w:val="18"/>
-                <w:szCs w:val="18"/>
-              </w:rPr>
-              <w:t xml:space="preserve">Example:  </w:t>
-            </w:r>
-            <w:r>
-              <w:rPr>
-                <w:i/>
-                <w:iCs/>
-                <w:color w:val="5F6F80"/>
-                <w:sz w:val="18"/>
-                <w:szCs w:val="18"/>
-              </w:rPr>
-              <w:t xml:space="preserve">“How tall are the players on the team?” → answers vary: 60 in, 63 in, 58 in, 65 in</w:t>
-            </w:r>
-          </w:p>
-        </w:tc>
-      </w:tr>
-    </w:tbl>
-    <w:tbl>
-      <w:tblPr>
-        <w:tblW w:type="pct" w:w="100%"/>
-        <w:tblBorders>
-          <w:top w:val="none" w:color="FFFFFF" w:sz="0"/>
-          <w:left w:val="none" w:color="FFFFFF" w:sz="0"/>
-          <w:bottom w:val="single" w:color="C7D2DD" w:sz="4"/>
-          <w:right w:val="none" w:color="FFFFFF" w:sz="0"/>
-          <w:insideH w:val="none" w:color="FFFFFF" w:sz="0"/>
-          <w:insideV w:val="none" w:color="FFFFFF" w:sz="0"/>
-        </w:tblBorders>
-      </w:tblPr>
-      <w:tblGrid>
-        <w:gridCol w:w="1800"/>
-        <w:gridCol w:w="7560"/>
-      </w:tblGrid>
-      <w:tr>
-        <w:trPr>
-          <w:cantSplit/>
-        </w:trPr>
-        <w:tc>
-          <w:tcPr>
-            <w:tcW w:type="dxa" w:w="1800"/>
-            <w:tcMar>
-              <w:top w:type="dxa" w:w="100"/>
-              <w:left w:type="dxa" w:w="40"/>
-              <w:bottom w:type="dxa" w:w="100"/>
-              <w:right w:type="dxa" w:w="120"/>
-            </w:tcMar>
-            <w:vAlign w:val="center"/>
-          </w:tcPr>
-          <w:p>
-            <w:pPr>
-              <w:spacing w:after="0"/>
               <w:jc w:val="center"/>
             </w:pPr>
             <w:r>
               <w:drawing>
                 <wp:inline distT="0" distB="0" distL="0" distR="0">
-                  <wp:extent cx="1047750" cy="790575"/>
+                  <wp:extent cx="876300" cy="657225"/>
                   <wp:effectExtent t="0" r="0" b="0" l="0"/>
                   <wp:docPr id="1" name="" descr="" title=""/>
                   <wp:cNvGraphicFramePr>
@@ -624,7 +900,7 @@
                         <pic:spPr bwMode="auto">
                           <a:xfrm>
                             <a:off x="0" y="0"/>
-                            <a:ext cx="1047750" cy="790575"/>
+                            <a:ext cx="876300" cy="657225"/>
                           </a:xfrm>
                           <a:prstGeom prst="rect">
                             <a:avLst/>
@@ -637,32 +913,108 @@
               </w:drawing>
             </w:r>
           </w:p>
-        </w:tc>
-        <w:tc>
-          <w:tcPr>
-            <w:tcW w:type="dxa" w:w="7560"/>
-            <w:tcMar>
-              <w:top w:type="dxa" w:w="100"/>
-              <w:left w:type="dxa" w:w="40"/>
-              <w:bottom w:type="dxa" w:w="100"/>
-              <w:right w:type="dxa" w:w="40"/>
-            </w:tcMar>
-            <w:vAlign w:val="center"/>
-          </w:tcPr>
-          <w:p>
-            <w:pPr>
-              <w:spacing w:after="50"/>
+          <w:p>
+            <w:pPr>
+              <w:spacing w:after="0"/>
+            </w:pPr>
+            <w:r>
+              <w:rPr>
+                <w:i/>
+                <w:iCs/>
+                <w:color w:val="5F6F80"/>
+                <w:sz w:val="18"/>
+                <w:szCs w:val="18"/>
+              </w:rPr>
+              <w:t xml:space="preserve">“How tall am I?” → one answer: 60 in. Everyone who measures gets the same number.</w:t>
+            </w:r>
+          </w:p>
+        </w:tc>
+      </w:tr>
+      <w:tr>
+        <w:trPr>
+          <w:cantSplit/>
+        </w:trPr>
+        <w:tc>
+          <w:tcPr>
+            <w:tcW w:type="dxa" w:w="1800"/>
+            <w:tcMar>
+              <w:top w:type="dxa" w:w="80"/>
+              <w:left w:type="dxa" w:w="100"/>
+              <w:bottom w:type="dxa" w:w="80"/>
+              <w:right w:type="dxa" w:w="100"/>
+            </w:tcMar>
+            <w:vAlign w:val="top"/>
+          </w:tcPr>
+          <w:p>
+            <w:pPr>
+              <w:spacing w:after="30"/>
             </w:pPr>
             <w:r>
               <w:rPr>
                 <w:b/>
                 <w:bCs/>
                 <w:color w:val="12355B"/>
-                <w:sz w:val="24"/>
-                <w:szCs w:val="24"/>
-              </w:rPr>
-              <w:t xml:space="preserve">Non-statistical Question</w:t>
-            </w:r>
+                <w:sz w:val="21"/>
+                <w:szCs w:val="21"/>
+              </w:rPr>
+              <w:t xml:space="preserve">Data</w:t>
+            </w:r>
+          </w:p>
+          <w:p>
+            <w:pPr>
+              <w:spacing w:after="0"/>
+            </w:pPr>
+            <w:r>
+              <w:rPr>
+                <w:i/>
+                <w:iCs/>
+                <w:color w:val="5F6F80"/>
+                <w:sz w:val="18"/>
+                <w:szCs w:val="18"/>
+              </w:rPr>
+              <w:t xml:space="preserve">Datos</w:t>
+            </w:r>
+          </w:p>
+        </w:tc>
+        <w:tc>
+          <w:tcPr>
+            <w:tcW w:type="dxa" w:w="3160"/>
+            <w:tcMar>
+              <w:top w:type="dxa" w:w="80"/>
+              <w:left w:type="dxa" w:w="100"/>
+              <w:bottom w:type="dxa" w:w="80"/>
+              <w:right w:type="dxa" w:w="100"/>
+            </w:tcMar>
+            <w:vAlign w:val="top"/>
+          </w:tcPr>
+          <w:p>
+            <w:pPr>
+              <w:spacing w:after="0"/>
+            </w:pPr>
+            <w:r>
+              <w:rPr>
+                <w:sz w:val="20"/>
+                <w:szCs w:val="20"/>
+              </w:rPr>
+              <w:t xml:space="preserve">Facts and numbers you collect, like answers to a survey.</w:t>
+            </w:r>
+          </w:p>
+        </w:tc>
+        <w:tc>
+          <w:tcPr>
+            <w:tcW w:type="dxa" w:w="2200"/>
+            <w:tcMar>
+              <w:top w:type="dxa" w:w="80"/>
+              <w:left w:type="dxa" w:w="100"/>
+              <w:bottom w:type="dxa" w:w="80"/>
+              <w:right w:type="dxa" w:w="100"/>
+            </w:tcMar>
+            <w:vAlign w:val="top"/>
+          </w:tcPr>
+          <w:p>
+            <w:pPr>
+              <w:spacing w:after="40"/>
+            </w:pPr>
             <w:r>
               <w:rPr>
                 <w:i/>
@@ -671,89 +1023,41 @@
                 <w:sz w:val="19"/>
                 <w:szCs w:val="19"/>
               </w:rPr>
-              <w:t xml:space="preserve">   Pregunta no estadística</w:t>
-            </w:r>
-          </w:p>
+              <w:t xml:space="preserve">Not Data: write a counter-example that breaks the definition.</w:t>
+            </w:r>
+          </w:p>
+          <w:p>
+            <w:pPr>
+              <w:pBdr>
+                <w:bottom w:val="single" w:color="AFBECC" w:sz="6"/>
+              </w:pBdr>
+              <w:spacing w:after="30" w:before="150"/>
+            </w:pPr>
+            <w:r>
+              <w:t xml:space="preserve"/>
+            </w:r>
+          </w:p>
+        </w:tc>
+        <w:tc>
+          <w:tcPr>
+            <w:tcW w:type="dxa" w:w="2200"/>
+            <w:tcMar>
+              <w:top w:type="dxa" w:w="80"/>
+              <w:left w:type="dxa" w:w="100"/>
+              <w:bottom w:type="dxa" w:w="80"/>
+              <w:right w:type="dxa" w:w="100"/>
+            </w:tcMar>
+            <w:vAlign w:val="top"/>
+          </w:tcPr>
           <w:p>
             <w:pPr>
               <w:spacing w:after="40"/>
-            </w:pPr>
-            <w:r>
-              <w:rPr>
-                <w:sz w:val="21"/>
-                <w:szCs w:val="21"/>
-              </w:rPr>
-              <w:t xml:space="preserve">A question that does not anticipate variability in the data used to answer it. It may ask for one fact or measurement.</w:t>
-            </w:r>
-          </w:p>
-          <w:p>
-            <w:pPr>
-              <w:spacing w:after="0"/>
-            </w:pPr>
-            <w:r>
-              <w:rPr>
-                <w:b/>
-                <w:bCs/>
-                <w:color w:val="1FA6A2"/>
-                <w:sz w:val="18"/>
-                <w:szCs w:val="18"/>
-              </w:rPr>
-              <w:t xml:space="preserve">Example:  </w:t>
-            </w:r>
-            <w:r>
-              <w:rPr>
-                <w:i/>
-                <w:iCs/>
-                <w:color w:val="5F6F80"/>
-                <w:sz w:val="18"/>
-                <w:szCs w:val="18"/>
-              </w:rPr>
-              <w:t xml:space="preserve">“How tall am I?” → one answer: 60 in. Everyone who measures gets the same number.</w:t>
-            </w:r>
-          </w:p>
-        </w:tc>
-      </w:tr>
-    </w:tbl>
-    <w:tbl>
-      <w:tblPr>
-        <w:tblW w:type="pct" w:w="100%"/>
-        <w:tblBorders>
-          <w:top w:val="none" w:color="FFFFFF" w:sz="0"/>
-          <w:left w:val="none" w:color="FFFFFF" w:sz="0"/>
-          <w:bottom w:val="single" w:color="C7D2DD" w:sz="4"/>
-          <w:right w:val="none" w:color="FFFFFF" w:sz="0"/>
-          <w:insideH w:val="none" w:color="FFFFFF" w:sz="0"/>
-          <w:insideV w:val="none" w:color="FFFFFF" w:sz="0"/>
-        </w:tblBorders>
-      </w:tblPr>
-      <w:tblGrid>
-        <w:gridCol w:w="1800"/>
-        <w:gridCol w:w="7560"/>
-      </w:tblGrid>
-      <w:tr>
-        <w:trPr>
-          <w:cantSplit/>
-        </w:trPr>
-        <w:tc>
-          <w:tcPr>
-            <w:tcW w:type="dxa" w:w="1800"/>
-            <w:tcMar>
-              <w:top w:type="dxa" w:w="100"/>
-              <w:left w:type="dxa" w:w="40"/>
-              <w:bottom w:type="dxa" w:w="100"/>
-              <w:right w:type="dxa" w:w="120"/>
-            </w:tcMar>
-            <w:vAlign w:val="center"/>
-          </w:tcPr>
-          <w:p>
-            <w:pPr>
-              <w:spacing w:after="0"/>
               <w:jc w:val="center"/>
             </w:pPr>
             <w:r>
               <w:drawing>
                 <wp:inline distT="0" distB="0" distL="0" distR="0">
-                  <wp:extent cx="1047750" cy="790575"/>
+                  <wp:extent cx="876300" cy="657225"/>
                   <wp:effectExtent t="0" r="0" b="0" l="0"/>
                   <wp:docPr id="1" name="" descr="" title=""/>
                   <wp:cNvGraphicFramePr>
@@ -778,7 +1082,7 @@
                         <pic:spPr bwMode="auto">
                           <a:xfrm>
                             <a:off x="0" y="0"/>
-                            <a:ext cx="1047750" cy="790575"/>
+                            <a:ext cx="876300" cy="657225"/>
                           </a:xfrm>
                           <a:prstGeom prst="rect">
                             <a:avLst/>
@@ -791,32 +1095,108 @@
               </w:drawing>
             </w:r>
           </w:p>
-        </w:tc>
-        <w:tc>
-          <w:tcPr>
-            <w:tcW w:type="dxa" w:w="7560"/>
-            <w:tcMar>
-              <w:top w:type="dxa" w:w="100"/>
-              <w:left w:type="dxa" w:w="40"/>
-              <w:bottom w:type="dxa" w:w="100"/>
-              <w:right w:type="dxa" w:w="40"/>
-            </w:tcMar>
-            <w:vAlign w:val="center"/>
-          </w:tcPr>
-          <w:p>
-            <w:pPr>
-              <w:spacing w:after="50"/>
+          <w:p>
+            <w:pPr>
+              <w:spacing w:after="0"/>
+            </w:pPr>
+            <w:r>
+              <w:rPr>
+                <w:i/>
+                <w:iCs/>
+                <w:color w:val="5F6F80"/>
+                <w:sz w:val="18"/>
+                <w:szCs w:val="18"/>
+              </w:rPr>
+              <w:t xml:space="preserve">Player heights: 60 in, 63 in, 58 in, 65 in — four different measurements</w:t>
+            </w:r>
+          </w:p>
+        </w:tc>
+      </w:tr>
+      <w:tr>
+        <w:trPr>
+          <w:cantSplit/>
+        </w:trPr>
+        <w:tc>
+          <w:tcPr>
+            <w:tcW w:type="dxa" w:w="1800"/>
+            <w:tcMar>
+              <w:top w:type="dxa" w:w="80"/>
+              <w:left w:type="dxa" w:w="100"/>
+              <w:bottom w:type="dxa" w:w="80"/>
+              <w:right w:type="dxa" w:w="100"/>
+            </w:tcMar>
+            <w:vAlign w:val="top"/>
+          </w:tcPr>
+          <w:p>
+            <w:pPr>
+              <w:spacing w:after="30"/>
             </w:pPr>
             <w:r>
               <w:rPr>
                 <w:b/>
                 <w:bCs/>
                 <w:color w:val="12355B"/>
-                <w:sz w:val="24"/>
-                <w:szCs w:val="24"/>
-              </w:rPr>
-              <w:t xml:space="preserve">Data</w:t>
-            </w:r>
+                <w:sz w:val="21"/>
+                <w:szCs w:val="21"/>
+              </w:rPr>
+              <w:t xml:space="preserve">Variability</w:t>
+            </w:r>
+          </w:p>
+          <w:p>
+            <w:pPr>
+              <w:spacing w:after="0"/>
+            </w:pPr>
+            <w:r>
+              <w:rPr>
+                <w:i/>
+                <w:iCs/>
+                <w:color w:val="5F6F80"/>
+                <w:sz w:val="18"/>
+                <w:szCs w:val="18"/>
+              </w:rPr>
+              <w:t xml:space="preserve">Variabilidad</w:t>
+            </w:r>
+          </w:p>
+        </w:tc>
+        <w:tc>
+          <w:tcPr>
+            <w:tcW w:type="dxa" w:w="3160"/>
+            <w:tcMar>
+              <w:top w:type="dxa" w:w="80"/>
+              <w:left w:type="dxa" w:w="100"/>
+              <w:bottom w:type="dxa" w:w="80"/>
+              <w:right w:type="dxa" w:w="100"/>
+            </w:tcMar>
+            <w:vAlign w:val="top"/>
+          </w:tcPr>
+          <w:p>
+            <w:pPr>
+              <w:spacing w:after="0"/>
+            </w:pPr>
+            <w:r>
+              <w:rPr>
+                <w:sz w:val="20"/>
+                <w:szCs w:val="20"/>
+              </w:rPr>
+              <w:t xml:space="preserve">How spread out the numbers are.</w:t>
+            </w:r>
+          </w:p>
+        </w:tc>
+        <w:tc>
+          <w:tcPr>
+            <w:tcW w:type="dxa" w:w="2200"/>
+            <w:tcMar>
+              <w:top w:type="dxa" w:w="80"/>
+              <w:left w:type="dxa" w:w="100"/>
+              <w:bottom w:type="dxa" w:w="80"/>
+              <w:right w:type="dxa" w:w="100"/>
+            </w:tcMar>
+            <w:vAlign w:val="top"/>
+          </w:tcPr>
+          <w:p>
+            <w:pPr>
+              <w:spacing w:after="40"/>
+            </w:pPr>
             <w:r>
               <w:rPr>
                 <w:i/>
@@ -825,89 +1205,41 @@
                 <w:sz w:val="19"/>
                 <w:szCs w:val="19"/>
               </w:rPr>
-              <w:t xml:space="preserve">   Datos</w:t>
-            </w:r>
-          </w:p>
+              <w:t xml:space="preserve">Not Variability: write a counter-example that breaks the definition.</w:t>
+            </w:r>
+          </w:p>
+          <w:p>
+            <w:pPr>
+              <w:pBdr>
+                <w:bottom w:val="single" w:color="AFBECC" w:sz="6"/>
+              </w:pBdr>
+              <w:spacing w:after="30" w:before="150"/>
+            </w:pPr>
+            <w:r>
+              <w:t xml:space="preserve"/>
+            </w:r>
+          </w:p>
+        </w:tc>
+        <w:tc>
+          <w:tcPr>
+            <w:tcW w:type="dxa" w:w="2200"/>
+            <w:tcMar>
+              <w:top w:type="dxa" w:w="80"/>
+              <w:left w:type="dxa" w:w="100"/>
+              <w:bottom w:type="dxa" w:w="80"/>
+              <w:right w:type="dxa" w:w="100"/>
+            </w:tcMar>
+            <w:vAlign w:val="top"/>
+          </w:tcPr>
           <w:p>
             <w:pPr>
               <w:spacing w:after="40"/>
-            </w:pPr>
-            <w:r>
-              <w:rPr>
-                <w:sz w:val="21"/>
-                <w:szCs w:val="21"/>
-              </w:rPr>
-              <w:t xml:space="preserve">Facts and numbers you collect, like answers to a survey.</w:t>
-            </w:r>
-          </w:p>
-          <w:p>
-            <w:pPr>
-              <w:spacing w:after="0"/>
-            </w:pPr>
-            <w:r>
-              <w:rPr>
-                <w:b/>
-                <w:bCs/>
-                <w:color w:val="1FA6A2"/>
-                <w:sz w:val="18"/>
-                <w:szCs w:val="18"/>
-              </w:rPr>
-              <w:t xml:space="preserve">Example:  </w:t>
-            </w:r>
-            <w:r>
-              <w:rPr>
-                <w:i/>
-                <w:iCs/>
-                <w:color w:val="5F6F80"/>
-                <w:sz w:val="18"/>
-                <w:szCs w:val="18"/>
-              </w:rPr>
-              <w:t xml:space="preserve">Player heights: 60 in, 63 in, 58 in, 65 in — four different measurements</w:t>
-            </w:r>
-          </w:p>
-        </w:tc>
-      </w:tr>
-    </w:tbl>
-    <w:tbl>
-      <w:tblPr>
-        <w:tblW w:type="pct" w:w="100%"/>
-        <w:tblBorders>
-          <w:top w:val="none" w:color="FFFFFF" w:sz="0"/>
-          <w:left w:val="none" w:color="FFFFFF" w:sz="0"/>
-          <w:bottom w:val="single" w:color="C7D2DD" w:sz="4"/>
-          <w:right w:val="none" w:color="FFFFFF" w:sz="0"/>
-          <w:insideH w:val="none" w:color="FFFFFF" w:sz="0"/>
-          <w:insideV w:val="none" w:color="FFFFFF" w:sz="0"/>
-        </w:tblBorders>
-      </w:tblPr>
-      <w:tblGrid>
-        <w:gridCol w:w="1800"/>
-        <w:gridCol w:w="7560"/>
-      </w:tblGrid>
-      <w:tr>
-        <w:trPr>
-          <w:cantSplit/>
-        </w:trPr>
-        <w:tc>
-          <w:tcPr>
-            <w:tcW w:type="dxa" w:w="1800"/>
-            <w:tcMar>
-              <w:top w:type="dxa" w:w="100"/>
-              <w:left w:type="dxa" w:w="40"/>
-              <w:bottom w:type="dxa" w:w="100"/>
-              <w:right w:type="dxa" w:w="120"/>
-            </w:tcMar>
-            <w:vAlign w:val="center"/>
-          </w:tcPr>
-          <w:p>
-            <w:pPr>
-              <w:spacing w:after="0"/>
               <w:jc w:val="center"/>
             </w:pPr>
             <w:r>
               <w:drawing>
                 <wp:inline distT="0" distB="0" distL="0" distR="0">
-                  <wp:extent cx="1047750" cy="790575"/>
+                  <wp:extent cx="876300" cy="657225"/>
                   <wp:effectExtent t="0" r="0" b="0" l="0"/>
                   <wp:docPr id="1" name="" descr="" title=""/>
                   <wp:cNvGraphicFramePr>
@@ -932,7 +1264,7 @@
                         <pic:spPr bwMode="auto">
                           <a:xfrm>
                             <a:off x="0" y="0"/>
-                            <a:ext cx="1047750" cy="790575"/>
+                            <a:ext cx="876300" cy="657225"/>
                           </a:xfrm>
                           <a:prstGeom prst="rect">
                             <a:avLst/>
@@ -945,32 +1277,108 @@
               </w:drawing>
             </w:r>
           </w:p>
-        </w:tc>
-        <w:tc>
-          <w:tcPr>
-            <w:tcW w:type="dxa" w:w="7560"/>
-            <w:tcMar>
-              <w:top w:type="dxa" w:w="100"/>
-              <w:left w:type="dxa" w:w="40"/>
-              <w:bottom w:type="dxa" w:w="100"/>
-              <w:right w:type="dxa" w:w="40"/>
-            </w:tcMar>
-            <w:vAlign w:val="center"/>
-          </w:tcPr>
-          <w:p>
-            <w:pPr>
-              <w:spacing w:after="50"/>
+          <w:p>
+            <w:pPr>
+              <w:spacing w:after="0"/>
+            </w:pPr>
+            <w:r>
+              <w:rPr>
+                <w:i/>
+                <w:iCs/>
+                <w:color w:val="5F6F80"/>
+                <w:sz w:val="18"/>
+                <w:szCs w:val="18"/>
+              </w:rPr>
+              <w:t xml:space="preserve">Scores 10, 12, 11 are close together (low variability); scores 2, 15, 30 are far apart (high variability)</w:t>
+            </w:r>
+          </w:p>
+        </w:tc>
+      </w:tr>
+      <w:tr>
+        <w:trPr>
+          <w:cantSplit/>
+        </w:trPr>
+        <w:tc>
+          <w:tcPr>
+            <w:tcW w:type="dxa" w:w="1800"/>
+            <w:tcMar>
+              <w:top w:type="dxa" w:w="80"/>
+              <w:left w:type="dxa" w:w="100"/>
+              <w:bottom w:type="dxa" w:w="80"/>
+              <w:right w:type="dxa" w:w="100"/>
+            </w:tcMar>
+            <w:vAlign w:val="top"/>
+          </w:tcPr>
+          <w:p>
+            <w:pPr>
+              <w:spacing w:after="30"/>
             </w:pPr>
             <w:r>
               <w:rPr>
                 <w:b/>
                 <w:bCs/>
                 <w:color w:val="12355B"/>
-                <w:sz w:val="24"/>
-                <w:szCs w:val="24"/>
-              </w:rPr>
-              <w:t xml:space="preserve">Variability</w:t>
-            </w:r>
+                <w:sz w:val="21"/>
+                <w:szCs w:val="21"/>
+              </w:rPr>
+              <w:t xml:space="preserve">Survey</w:t>
+            </w:r>
+          </w:p>
+          <w:p>
+            <w:pPr>
+              <w:spacing w:after="0"/>
+            </w:pPr>
+            <w:r>
+              <w:rPr>
+                <w:i/>
+                <w:iCs/>
+                <w:color w:val="5F6F80"/>
+                <w:sz w:val="18"/>
+                <w:szCs w:val="18"/>
+              </w:rPr>
+              <w:t xml:space="preserve">Encuesta</w:t>
+            </w:r>
+          </w:p>
+        </w:tc>
+        <w:tc>
+          <w:tcPr>
+            <w:tcW w:type="dxa" w:w="3160"/>
+            <w:tcMar>
+              <w:top w:type="dxa" w:w="80"/>
+              <w:left w:type="dxa" w:w="100"/>
+              <w:bottom w:type="dxa" w:w="80"/>
+              <w:right w:type="dxa" w:w="100"/>
+            </w:tcMar>
+            <w:vAlign w:val="top"/>
+          </w:tcPr>
+          <w:p>
+            <w:pPr>
+              <w:spacing w:after="0"/>
+            </w:pPr>
+            <w:r>
+              <w:rPr>
+                <w:sz w:val="20"/>
+                <w:szCs w:val="20"/>
+              </w:rPr>
+              <w:t xml:space="preserve">Collecting facts by asking people questions.</w:t>
+            </w:r>
+          </w:p>
+        </w:tc>
+        <w:tc>
+          <w:tcPr>
+            <w:tcW w:type="dxa" w:w="2200"/>
+            <w:tcMar>
+              <w:top w:type="dxa" w:w="80"/>
+              <w:left w:type="dxa" w:w="100"/>
+              <w:bottom w:type="dxa" w:w="80"/>
+              <w:right w:type="dxa" w:w="100"/>
+            </w:tcMar>
+            <w:vAlign w:val="top"/>
+          </w:tcPr>
+          <w:p>
+            <w:pPr>
+              <w:spacing w:after="40"/>
+            </w:pPr>
             <w:r>
               <w:rPr>
                 <w:i/>
@@ -979,89 +1387,41 @@
                 <w:sz w:val="19"/>
                 <w:szCs w:val="19"/>
               </w:rPr>
-              <w:t xml:space="preserve">   Variabilidad</w:t>
-            </w:r>
-          </w:p>
+              <w:t xml:space="preserve">Not Survey: write a counter-example that breaks the definition.</w:t>
+            </w:r>
+          </w:p>
+          <w:p>
+            <w:pPr>
+              <w:pBdr>
+                <w:bottom w:val="single" w:color="AFBECC" w:sz="6"/>
+              </w:pBdr>
+              <w:spacing w:after="30" w:before="150"/>
+            </w:pPr>
+            <w:r>
+              <w:t xml:space="preserve"/>
+            </w:r>
+          </w:p>
+        </w:tc>
+        <w:tc>
+          <w:tcPr>
+            <w:tcW w:type="dxa" w:w="2200"/>
+            <w:tcMar>
+              <w:top w:type="dxa" w:w="80"/>
+              <w:left w:type="dxa" w:w="100"/>
+              <w:bottom w:type="dxa" w:w="80"/>
+              <w:right w:type="dxa" w:w="100"/>
+            </w:tcMar>
+            <w:vAlign w:val="top"/>
+          </w:tcPr>
           <w:p>
             <w:pPr>
               <w:spacing w:after="40"/>
-            </w:pPr>
-            <w:r>
-              <w:rPr>
-                <w:sz w:val="21"/>
-                <w:szCs w:val="21"/>
-              </w:rPr>
-              <w:t xml:space="preserve">How spread out the numbers are.</w:t>
-            </w:r>
-          </w:p>
-          <w:p>
-            <w:pPr>
-              <w:spacing w:after="0"/>
-            </w:pPr>
-            <w:r>
-              <w:rPr>
-                <w:b/>
-                <w:bCs/>
-                <w:color w:val="1FA6A2"/>
-                <w:sz w:val="18"/>
-                <w:szCs w:val="18"/>
-              </w:rPr>
-              <w:t xml:space="preserve">Example:  </w:t>
-            </w:r>
-            <w:r>
-              <w:rPr>
-                <w:i/>
-                <w:iCs/>
-                <w:color w:val="5F6F80"/>
-                <w:sz w:val="18"/>
-                <w:szCs w:val="18"/>
-              </w:rPr>
-              <w:t xml:space="preserve">Scores 10, 12, 11 are close together (low variability); scores 2, 15, 30 are far apart (high variability)</w:t>
-            </w:r>
-          </w:p>
-        </w:tc>
-      </w:tr>
-    </w:tbl>
-    <w:tbl>
-      <w:tblPr>
-        <w:tblW w:type="pct" w:w="100%"/>
-        <w:tblBorders>
-          <w:top w:val="none" w:color="FFFFFF" w:sz="0"/>
-          <w:left w:val="none" w:color="FFFFFF" w:sz="0"/>
-          <w:bottom w:val="single" w:color="C7D2DD" w:sz="4"/>
-          <w:right w:val="none" w:color="FFFFFF" w:sz="0"/>
-          <w:insideH w:val="none" w:color="FFFFFF" w:sz="0"/>
-          <w:insideV w:val="none" w:color="FFFFFF" w:sz="0"/>
-        </w:tblBorders>
-      </w:tblPr>
-      <w:tblGrid>
-        <w:gridCol w:w="1800"/>
-        <w:gridCol w:w="7560"/>
-      </w:tblGrid>
-      <w:tr>
-        <w:trPr>
-          <w:cantSplit/>
-        </w:trPr>
-        <w:tc>
-          <w:tcPr>
-            <w:tcW w:type="dxa" w:w="1800"/>
-            <w:tcMar>
-              <w:top w:type="dxa" w:w="100"/>
-              <w:left w:type="dxa" w:w="40"/>
-              <w:bottom w:type="dxa" w:w="100"/>
-              <w:right w:type="dxa" w:w="120"/>
-            </w:tcMar>
-            <w:vAlign w:val="center"/>
-          </w:tcPr>
-          <w:p>
-            <w:pPr>
-              <w:spacing w:after="0"/>
               <w:jc w:val="center"/>
             </w:pPr>
             <w:r>
               <w:drawing>
                 <wp:inline distT="0" distB="0" distL="0" distR="0">
-                  <wp:extent cx="1047750" cy="790575"/>
+                  <wp:extent cx="876300" cy="657225"/>
                   <wp:effectExtent t="0" r="0" b="0" l="0"/>
                   <wp:docPr id="1" name="" descr="" title=""/>
                   <wp:cNvGraphicFramePr>
@@ -1086,7 +1446,7 @@
                         <pic:spPr bwMode="auto">
                           <a:xfrm>
                             <a:off x="0" y="0"/>
-                            <a:ext cx="1047750" cy="790575"/>
+                            <a:ext cx="876300" cy="657225"/>
                           </a:xfrm>
                           <a:prstGeom prst="rect">
                             <a:avLst/>
@@ -1099,32 +1459,108 @@
               </w:drawing>
             </w:r>
           </w:p>
-        </w:tc>
-        <w:tc>
-          <w:tcPr>
-            <w:tcW w:type="dxa" w:w="7560"/>
-            <w:tcMar>
-              <w:top w:type="dxa" w:w="100"/>
-              <w:left w:type="dxa" w:w="40"/>
-              <w:bottom w:type="dxa" w:w="100"/>
-              <w:right w:type="dxa" w:w="40"/>
-            </w:tcMar>
-            <w:vAlign w:val="center"/>
-          </w:tcPr>
-          <w:p>
-            <w:pPr>
-              <w:spacing w:after="50"/>
+          <w:p>
+            <w:pPr>
+              <w:spacing w:after="0"/>
+            </w:pPr>
+            <w:r>
+              <w:rPr>
+                <w:i/>
+                <w:iCs/>
+                <w:color w:val="5F6F80"/>
+                <w:sz w:val="18"/>
+                <w:szCs w:val="18"/>
+              </w:rPr>
+              <w:t xml:space="preserve">Asking 50 students 'What is your favorite sport?' and recording the answers</w:t>
+            </w:r>
+          </w:p>
+        </w:tc>
+      </w:tr>
+      <w:tr>
+        <w:trPr>
+          <w:cantSplit/>
+        </w:trPr>
+        <w:tc>
+          <w:tcPr>
+            <w:tcW w:type="dxa" w:w="1800"/>
+            <w:tcMar>
+              <w:top w:type="dxa" w:w="80"/>
+              <w:left w:type="dxa" w:w="100"/>
+              <w:bottom w:type="dxa" w:w="80"/>
+              <w:right w:type="dxa" w:w="100"/>
+            </w:tcMar>
+            <w:vAlign w:val="top"/>
+          </w:tcPr>
+          <w:p>
+            <w:pPr>
+              <w:spacing w:after="30"/>
             </w:pPr>
             <w:r>
               <w:rPr>
                 <w:b/>
                 <w:bCs/>
                 <w:color w:val="12355B"/>
-                <w:sz w:val="24"/>
-                <w:szCs w:val="24"/>
-              </w:rPr>
-              <w:t xml:space="preserve">Survey</w:t>
-            </w:r>
+                <w:sz w:val="21"/>
+                <w:szCs w:val="21"/>
+              </w:rPr>
+              <w:t xml:space="preserve">Data distribution</w:t>
+            </w:r>
+          </w:p>
+          <w:p>
+            <w:pPr>
+              <w:spacing w:after="0"/>
+            </w:pPr>
+            <w:r>
+              <w:rPr>
+                <w:i/>
+                <w:iCs/>
+                <w:color w:val="5F6F80"/>
+                <w:sz w:val="18"/>
+                <w:szCs w:val="18"/>
+              </w:rPr>
+              <w:t xml:space="preserve">Distribución de datos</w:t>
+            </w:r>
+          </w:p>
+        </w:tc>
+        <w:tc>
+          <w:tcPr>
+            <w:tcW w:type="dxa" w:w="3160"/>
+            <w:tcMar>
+              <w:top w:type="dxa" w:w="80"/>
+              <w:left w:type="dxa" w:w="100"/>
+              <w:bottom w:type="dxa" w:w="80"/>
+              <w:right w:type="dxa" w:w="100"/>
+            </w:tcMar>
+            <w:vAlign w:val="top"/>
+          </w:tcPr>
+          <w:p>
+            <w:pPr>
+              <w:spacing w:after="0"/>
+            </w:pPr>
+            <w:r>
+              <w:rPr>
+                <w:sz w:val="20"/>
+                <w:szCs w:val="20"/>
+              </w:rPr>
+              <w:t xml:space="preserve">How the data looks: where it sits and how spread out it is.</w:t>
+            </w:r>
+          </w:p>
+        </w:tc>
+        <w:tc>
+          <w:tcPr>
+            <w:tcW w:type="dxa" w:w="2200"/>
+            <w:tcMar>
+              <w:top w:type="dxa" w:w="80"/>
+              <w:left w:type="dxa" w:w="100"/>
+              <w:bottom w:type="dxa" w:w="80"/>
+              <w:right w:type="dxa" w:w="100"/>
+            </w:tcMar>
+            <w:vAlign w:val="top"/>
+          </w:tcPr>
+          <w:p>
+            <w:pPr>
+              <w:spacing w:after="40"/>
+            </w:pPr>
             <w:r>
               <w:rPr>
                 <w:i/>
@@ -1133,89 +1569,41 @@
                 <w:sz w:val="19"/>
                 <w:szCs w:val="19"/>
               </w:rPr>
-              <w:t xml:space="preserve">   Encuesta</w:t>
-            </w:r>
-          </w:p>
+              <w:t xml:space="preserve">Not Data distribution: write a counter-example that breaks the definition.</w:t>
+            </w:r>
+          </w:p>
+          <w:p>
+            <w:pPr>
+              <w:pBdr>
+                <w:bottom w:val="single" w:color="AFBECC" w:sz="6"/>
+              </w:pBdr>
+              <w:spacing w:after="30" w:before="150"/>
+            </w:pPr>
+            <w:r>
+              <w:t xml:space="preserve"/>
+            </w:r>
+          </w:p>
+        </w:tc>
+        <w:tc>
+          <w:tcPr>
+            <w:tcW w:type="dxa" w:w="2200"/>
+            <w:tcMar>
+              <w:top w:type="dxa" w:w="80"/>
+              <w:left w:type="dxa" w:w="100"/>
+              <w:bottom w:type="dxa" w:w="80"/>
+              <w:right w:type="dxa" w:w="100"/>
+            </w:tcMar>
+            <w:vAlign w:val="top"/>
+          </w:tcPr>
           <w:p>
             <w:pPr>
               <w:spacing w:after="40"/>
-            </w:pPr>
-            <w:r>
-              <w:rPr>
-                <w:sz w:val="21"/>
-                <w:szCs w:val="21"/>
-              </w:rPr>
-              <w:t xml:space="preserve">Collecting facts by asking people questions.</w:t>
-            </w:r>
-          </w:p>
-          <w:p>
-            <w:pPr>
-              <w:spacing w:after="0"/>
-            </w:pPr>
-            <w:r>
-              <w:rPr>
-                <w:b/>
-                <w:bCs/>
-                <w:color w:val="1FA6A2"/>
-                <w:sz w:val="18"/>
-                <w:szCs w:val="18"/>
-              </w:rPr>
-              <w:t xml:space="preserve">Example:  </w:t>
-            </w:r>
-            <w:r>
-              <w:rPr>
-                <w:i/>
-                <w:iCs/>
-                <w:color w:val="5F6F80"/>
-                <w:sz w:val="18"/>
-                <w:szCs w:val="18"/>
-              </w:rPr>
-              <w:t xml:space="preserve">Asking 50 students 'What is your favorite sport?' and recording the answers</w:t>
-            </w:r>
-          </w:p>
-        </w:tc>
-      </w:tr>
-    </w:tbl>
-    <w:tbl>
-      <w:tblPr>
-        <w:tblW w:type="pct" w:w="100%"/>
-        <w:tblBorders>
-          <w:top w:val="none" w:color="FFFFFF" w:sz="0"/>
-          <w:left w:val="none" w:color="FFFFFF" w:sz="0"/>
-          <w:bottom w:val="single" w:color="C7D2DD" w:sz="4"/>
-          <w:right w:val="none" w:color="FFFFFF" w:sz="0"/>
-          <w:insideH w:val="none" w:color="FFFFFF" w:sz="0"/>
-          <w:insideV w:val="none" w:color="FFFFFF" w:sz="0"/>
-        </w:tblBorders>
-      </w:tblPr>
-      <w:tblGrid>
-        <w:gridCol w:w="1800"/>
-        <w:gridCol w:w="7560"/>
-      </w:tblGrid>
-      <w:tr>
-        <w:trPr>
-          <w:cantSplit/>
-        </w:trPr>
-        <w:tc>
-          <w:tcPr>
-            <w:tcW w:type="dxa" w:w="1800"/>
-            <w:tcMar>
-              <w:top w:type="dxa" w:w="100"/>
-              <w:left w:type="dxa" w:w="40"/>
-              <w:bottom w:type="dxa" w:w="100"/>
-              <w:right w:type="dxa" w:w="120"/>
-            </w:tcMar>
-            <w:vAlign w:val="center"/>
-          </w:tcPr>
-          <w:p>
-            <w:pPr>
-              <w:spacing w:after="0"/>
               <w:jc w:val="center"/>
             </w:pPr>
             <w:r>
               <w:drawing>
                 <wp:inline distT="0" distB="0" distL="0" distR="0">
-                  <wp:extent cx="1047750" cy="790575"/>
+                  <wp:extent cx="876300" cy="657225"/>
                   <wp:effectExtent t="0" r="0" b="0" l="0"/>
                   <wp:docPr id="1" name="" descr="" title=""/>
                   <wp:cNvGraphicFramePr>
@@ -1240,7 +1628,7 @@
                         <pic:spPr bwMode="auto">
                           <a:xfrm>
                             <a:off x="0" y="0"/>
-                            <a:ext cx="1047750" cy="790575"/>
+                            <a:ext cx="876300" cy="657225"/>
                           </a:xfrm>
                           <a:prstGeom prst="rect">
                             <a:avLst/>
@@ -1253,32 +1641,108 @@
               </w:drawing>
             </w:r>
           </w:p>
-        </w:tc>
-        <w:tc>
-          <w:tcPr>
-            <w:tcW w:type="dxa" w:w="7560"/>
-            <w:tcMar>
-              <w:top w:type="dxa" w:w="100"/>
-              <w:left w:type="dxa" w:w="40"/>
-              <w:bottom w:type="dxa" w:w="100"/>
-              <w:right w:type="dxa" w:w="40"/>
-            </w:tcMar>
-            <w:vAlign w:val="center"/>
-          </w:tcPr>
-          <w:p>
-            <w:pPr>
-              <w:spacing w:after="50"/>
+          <w:p>
+            <w:pPr>
+              <w:spacing w:after="0"/>
+            </w:pPr>
+            <w:r>
+              <w:rPr>
+                <w:i/>
+                <w:iCs/>
+                <w:color w:val="5F6F80"/>
+                <w:sz w:val="18"/>
+                <w:szCs w:val="18"/>
+              </w:rPr>
+              <w:t xml:space="preserve">A distribution is symmetric when its left and right sides have approximately matching shapes around the center.</w:t>
+            </w:r>
+          </w:p>
+        </w:tc>
+      </w:tr>
+      <w:tr>
+        <w:trPr>
+          <w:cantSplit/>
+        </w:trPr>
+        <w:tc>
+          <w:tcPr>
+            <w:tcW w:type="dxa" w:w="1800"/>
+            <w:tcMar>
+              <w:top w:type="dxa" w:w="80"/>
+              <w:left w:type="dxa" w:w="100"/>
+              <w:bottom w:type="dxa" w:w="80"/>
+              <w:right w:type="dxa" w:w="100"/>
+            </w:tcMar>
+            <w:vAlign w:val="top"/>
+          </w:tcPr>
+          <w:p>
+            <w:pPr>
+              <w:spacing w:after="30"/>
             </w:pPr>
             <w:r>
               <w:rPr>
                 <w:b/>
                 <w:bCs/>
                 <w:color w:val="12355B"/>
-                <w:sz w:val="24"/>
-                <w:szCs w:val="24"/>
-              </w:rPr>
-              <w:t xml:space="preserve">Data distribution</w:t>
-            </w:r>
+                <w:sz w:val="21"/>
+                <w:szCs w:val="21"/>
+              </w:rPr>
+              <w:t xml:space="preserve">Dot plot</w:t>
+            </w:r>
+          </w:p>
+          <w:p>
+            <w:pPr>
+              <w:spacing w:after="0"/>
+            </w:pPr>
+            <w:r>
+              <w:rPr>
+                <w:i/>
+                <w:iCs/>
+                <w:color w:val="5F6F80"/>
+                <w:sz w:val="18"/>
+                <w:szCs w:val="18"/>
+              </w:rPr>
+              <w:t xml:space="preserve">Diagrama de puntos</w:t>
+            </w:r>
+          </w:p>
+        </w:tc>
+        <w:tc>
+          <w:tcPr>
+            <w:tcW w:type="dxa" w:w="3160"/>
+            <w:tcMar>
+              <w:top w:type="dxa" w:w="80"/>
+              <w:left w:type="dxa" w:w="100"/>
+              <w:bottom w:type="dxa" w:w="80"/>
+              <w:right w:type="dxa" w:w="100"/>
+            </w:tcMar>
+            <w:vAlign w:val="top"/>
+          </w:tcPr>
+          <w:p>
+            <w:pPr>
+              <w:spacing w:after="0"/>
+            </w:pPr>
+            <w:r>
+              <w:rPr>
+                <w:sz w:val="20"/>
+                <w:szCs w:val="20"/>
+              </w:rPr>
+              <w:t xml:space="preserve">A number line with one dot for each data value.</w:t>
+            </w:r>
+          </w:p>
+        </w:tc>
+        <w:tc>
+          <w:tcPr>
+            <w:tcW w:type="dxa" w:w="2200"/>
+            <w:tcMar>
+              <w:top w:type="dxa" w:w="80"/>
+              <w:left w:type="dxa" w:w="100"/>
+              <w:bottom w:type="dxa" w:w="80"/>
+              <w:right w:type="dxa" w:w="100"/>
+            </w:tcMar>
+            <w:vAlign w:val="top"/>
+          </w:tcPr>
+          <w:p>
+            <w:pPr>
+              <w:spacing w:after="40"/>
+            </w:pPr>
             <w:r>
               <w:rPr>
                 <w:i/>
@@ -1287,89 +1751,41 @@
                 <w:sz w:val="19"/>
                 <w:szCs w:val="19"/>
               </w:rPr>
-              <w:t xml:space="preserve">   Distribución de datos</w:t>
-            </w:r>
-          </w:p>
+              <w:t xml:space="preserve">Not Dot plot: write a counter-example that breaks the definition.</w:t>
+            </w:r>
+          </w:p>
+          <w:p>
+            <w:pPr>
+              <w:pBdr>
+                <w:bottom w:val="single" w:color="AFBECC" w:sz="6"/>
+              </w:pBdr>
+              <w:spacing w:after="30" w:before="150"/>
+            </w:pPr>
+            <w:r>
+              <w:t xml:space="preserve"/>
+            </w:r>
+          </w:p>
+        </w:tc>
+        <w:tc>
+          <w:tcPr>
+            <w:tcW w:type="dxa" w:w="2200"/>
+            <w:tcMar>
+              <w:top w:type="dxa" w:w="80"/>
+              <w:left w:type="dxa" w:w="100"/>
+              <w:bottom w:type="dxa" w:w="80"/>
+              <w:right w:type="dxa" w:w="100"/>
+            </w:tcMar>
+            <w:vAlign w:val="top"/>
+          </w:tcPr>
           <w:p>
             <w:pPr>
               <w:spacing w:after="40"/>
-            </w:pPr>
-            <w:r>
-              <w:rPr>
-                <w:sz w:val="21"/>
-                <w:szCs w:val="21"/>
-              </w:rPr>
-              <w:t xml:space="preserve">How the data looks: where it sits and how spread out it is.</w:t>
-            </w:r>
-          </w:p>
-          <w:p>
-            <w:pPr>
-              <w:spacing w:after="0"/>
-            </w:pPr>
-            <w:r>
-              <w:rPr>
-                <w:b/>
-                <w:bCs/>
-                <w:color w:val="1FA6A2"/>
-                <w:sz w:val="18"/>
-                <w:szCs w:val="18"/>
-              </w:rPr>
-              <w:t xml:space="preserve">Example:  </w:t>
-            </w:r>
-            <w:r>
-              <w:rPr>
-                <w:i/>
-                <w:iCs/>
-                <w:color w:val="5F6F80"/>
-                <w:sz w:val="18"/>
-                <w:szCs w:val="18"/>
-              </w:rPr>
-              <w:t xml:space="preserve">A distribution is symmetric when its left and right sides have approximately matching shapes around the center.</w:t>
-            </w:r>
-          </w:p>
-        </w:tc>
-      </w:tr>
-    </w:tbl>
-    <w:tbl>
-      <w:tblPr>
-        <w:tblW w:type="pct" w:w="100%"/>
-        <w:tblBorders>
-          <w:top w:val="none" w:color="FFFFFF" w:sz="0"/>
-          <w:left w:val="none" w:color="FFFFFF" w:sz="0"/>
-          <w:bottom w:val="single" w:color="C7D2DD" w:sz="4"/>
-          <w:right w:val="none" w:color="FFFFFF" w:sz="0"/>
-          <w:insideH w:val="none" w:color="FFFFFF" w:sz="0"/>
-          <w:insideV w:val="none" w:color="FFFFFF" w:sz="0"/>
-        </w:tblBorders>
-      </w:tblPr>
-      <w:tblGrid>
-        <w:gridCol w:w="1800"/>
-        <w:gridCol w:w="7560"/>
-      </w:tblGrid>
-      <w:tr>
-        <w:trPr>
-          <w:cantSplit/>
-        </w:trPr>
-        <w:tc>
-          <w:tcPr>
-            <w:tcW w:type="dxa" w:w="1800"/>
-            <w:tcMar>
-              <w:top w:type="dxa" w:w="100"/>
-              <w:left w:type="dxa" w:w="40"/>
-              <w:bottom w:type="dxa" w:w="100"/>
-              <w:right w:type="dxa" w:w="120"/>
-            </w:tcMar>
-            <w:vAlign w:val="center"/>
-          </w:tcPr>
-          <w:p>
-            <w:pPr>
-              <w:spacing w:after="0"/>
               <w:jc w:val="center"/>
             </w:pPr>
             <w:r>
               <w:drawing>
                 <wp:inline distT="0" distB="0" distL="0" distR="0">
-                  <wp:extent cx="1047750" cy="790575"/>
+                  <wp:extent cx="876300" cy="657225"/>
                   <wp:effectExtent t="0" r="0" b="0" l="0"/>
                   <wp:docPr id="1" name="" descr="" title=""/>
                   <wp:cNvGraphicFramePr>
@@ -1394,7 +1810,7 @@
                         <pic:spPr bwMode="auto">
                           <a:xfrm>
                             <a:off x="0" y="0"/>
-                            <a:ext cx="1047750" cy="790575"/>
+                            <a:ext cx="876300" cy="657225"/>
                           </a:xfrm>
                           <a:prstGeom prst="rect">
                             <a:avLst/>
@@ -1407,69 +1823,10 @@
               </w:drawing>
             </w:r>
           </w:p>
-        </w:tc>
-        <w:tc>
-          <w:tcPr>
-            <w:tcW w:type="dxa" w:w="7560"/>
-            <w:tcMar>
-              <w:top w:type="dxa" w:w="100"/>
-              <w:left w:type="dxa" w:w="40"/>
-              <w:bottom w:type="dxa" w:w="100"/>
-              <w:right w:type="dxa" w:w="40"/>
-            </w:tcMar>
-            <w:vAlign w:val="center"/>
-          </w:tcPr>
-          <w:p>
-            <w:pPr>
-              <w:spacing w:after="50"/>
-            </w:pPr>
-            <w:r>
-              <w:rPr>
-                <w:b/>
-                <w:bCs/>
-                <w:color w:val="12355B"/>
-                <w:sz w:val="24"/>
-                <w:szCs w:val="24"/>
-              </w:rPr>
-              <w:t xml:space="preserve">Dot plot</w:t>
-            </w:r>
-            <w:r>
-              <w:rPr>
-                <w:i/>
-                <w:iCs/>
-                <w:color w:val="5F6F80"/>
-                <w:sz w:val="19"/>
-                <w:szCs w:val="19"/>
-              </w:rPr>
-              <w:t xml:space="preserve">   Diagrama de puntos</w:t>
-            </w:r>
-          </w:p>
-          <w:p>
-            <w:pPr>
-              <w:spacing w:after="40"/>
-            </w:pPr>
-            <w:r>
-              <w:rPr>
-                <w:sz w:val="21"/>
-                <w:szCs w:val="21"/>
-              </w:rPr>
-              <w:t xml:space="preserve">A number line with one dot for each data value.</w:t>
-            </w:r>
-          </w:p>
           <w:p>
             <w:pPr>
               <w:spacing w:after="0"/>
             </w:pPr>
-            <w:r>
-              <w:rPr>
-                <w:b/>
-                <w:bCs/>
-                <w:color w:val="1FA6A2"/>
-                <w:sz w:val="18"/>
-                <w:szCs w:val="18"/>
-              </w:rPr>
-              <w:t xml:space="preserve">Example:  </w:t>
-            </w:r>
             <w:r>
               <w:rPr>
                 <w:i/>
@@ -2810,7 +3167,7 @@
                 <w:sz w:val="21"/>
                 <w:szCs w:val="21"/>
               </w:rPr>
-              <w:t xml:space="preserve">You've just been hired as the data analyst for a youth basketball league. The head coach hands you a list of questions the staff wants to investigate about their players. Some questions will give you interesting data with variety, while others have just one fixed answer. Your job: figure out which questions are worth investigating with data.</w:t>
+              <w:t xml:space="preserve">You've just been hired as the data analyst for a youth basketball league. The head coach hands you a list of questions the staff wants to investigate about their players. Some questions will give you interesting data with variety, while others have just one fixed answer. Your job: figure out which questions are worth investigating with data. Two of the coach's questions are: "How tall is our point guard?" and "How tall is each player on the roster?"</w:t>
             </w:r>
           </w:p>
         </w:tc>
@@ -3902,7 +4259,7 @@
           <w:sz w:val="19"/>
           <w:szCs w:val="19"/>
         </w:rPr>
-        <w:t xml:space="preserve">   You Do — show your work</w:t>
+        <w:t xml:space="preserve">   You Do — show your work and reasoning</w:t>
       </w:r>
     </w:p>
     <w:p>
@@ -3917,7 +4274,7 @@
           <w:sz w:val="19"/>
           <w:szCs w:val="19"/>
         </w:rPr>
-        <w:t xml:space="preserve">Solve each problem. Show your thinking in the work box.</w:t>
+        <w:t xml:space="preserve">Solve each problem in the middle column and explain your reasoning using the sentence starters on the right.</w:t>
       </w:r>
     </w:p>
     <w:p>
@@ -3946,120 +4303,219 @@
         <w:t xml:space="preserve">   extra scaffolding</w:t>
       </w:r>
     </w:p>
-    <w:p>
-      <w:pPr>
-        <w:keepNext/>
-        <w:spacing w:after="60" w:before="160"/>
-      </w:pPr>
-      <w:r>
-        <w:rPr>
-          <w:b/>
-          <w:bCs/>
-          <w:color w:val="12355B"/>
-          <w:sz w:val="22"/>
-          <w:szCs w:val="22"/>
-        </w:rPr>
-        <w:t xml:space="preserve">1.  </w:t>
-      </w:r>
-      <w:r>
-        <w:rPr>
-          <w:b/>
-          <w:bCs/>
-          <w:sz w:val="21"/>
-          <w:szCs w:val="21"/>
-        </w:rPr>
-        <w:t xml:space="preserve">Why is 'How many hours of sleep did each student get last night?' a statistical question?</w:t>
-      </w:r>
-    </w:p>
-    <w:p>
-      <w:pPr>
-        <w:spacing w:after="40"/>
-        <w:ind w:left="420"/>
-      </w:pPr>
-      <w:r>
-        <w:rPr>
-          <w:sz w:val="20"/>
-          <w:szCs w:val="20"/>
-        </w:rPr>
-        <w:t xml:space="preserve">A)  Because different students got different amounts of sleep</w:t>
-      </w:r>
-    </w:p>
-    <w:p>
-      <w:pPr>
-        <w:spacing w:after="40"/>
-        <w:ind w:left="420"/>
-      </w:pPr>
-      <w:r>
-        <w:rPr>
-          <w:sz w:val="20"/>
-          <w:szCs w:val="20"/>
-        </w:rPr>
-        <w:t xml:space="preserve">B)  Because it asks about sleep</w:t>
-      </w:r>
-    </w:p>
-    <w:p>
-      <w:pPr>
-        <w:spacing w:after="40"/>
-        <w:ind w:left="420"/>
-      </w:pPr>
-      <w:r>
-        <w:rPr>
-          <w:sz w:val="20"/>
-          <w:szCs w:val="20"/>
-        </w:rPr>
-        <w:t xml:space="preserve">C)  Because hours are numbers</w:t>
-      </w:r>
-    </w:p>
-    <w:p>
-      <w:pPr>
-        <w:spacing w:after="40"/>
-        <w:ind w:left="420"/>
-      </w:pPr>
-      <w:r>
-        <w:rPr>
-          <w:sz w:val="20"/>
-          <w:szCs w:val="20"/>
-        </w:rPr>
-        <w:t xml:space="preserve">D)  Because the answer is always 8 hours</w:t>
-      </w:r>
-    </w:p>
-    <w:p>
-      <w:pPr>
-        <w:spacing w:after="20"/>
-      </w:pPr>
-      <w:r>
-        <w:t xml:space="preserve"/>
-      </w:r>
-    </w:p>
     <w:tbl>
       <w:tblPr>
-        <w:tblW w:type="pct" w:w="100%"/>
+        <w:tblW w:type="dxa" w:w="9360"/>
         <w:tblBorders>
           <w:top w:val="single" w:color="C7D2DD" w:sz="6"/>
           <w:left w:val="single" w:color="C7D2DD" w:sz="6"/>
           <w:bottom w:val="single" w:color="C7D2DD" w:sz="6"/>
           <w:right w:val="single" w:color="C7D2DD" w:sz="6"/>
-          <w:insideH w:val="single" w:color="auto" w:sz="4"/>
-          <w:insideV w:val="single" w:color="auto" w:sz="4"/>
+          <w:insideH w:val="single" w:color="C7D2DD" w:sz="6"/>
+          <w:insideV w:val="single" w:color="C7D2DD" w:sz="6"/>
         </w:tblBorders>
       </w:tblPr>
       <w:tblGrid>
-        <w:gridCol w:w="100"/>
+        <w:gridCol w:w="2800"/>
+        <w:gridCol w:w="3560"/>
+        <w:gridCol w:w="3000"/>
       </w:tblGrid>
       <w:tr>
-        <w:tc>
-          <w:tcPr>
+        <w:trPr>
+          <w:cantSplit/>
+          <w:tblHeader/>
+        </w:trPr>
+        <w:tc>
+          <w:tcPr>
+            <w:tcW w:type="dxa" w:w="2800"/>
+            <w:shd w:fill="EEF4F8" w:color="auto" w:val="clear"/>
+            <w:tcMar>
+              <w:top w:type="dxa" w:w="60"/>
+              <w:left w:type="dxa" w:w="100"/>
+              <w:bottom w:type="dxa" w:w="60"/>
+              <w:right w:type="dxa" w:w="100"/>
+            </w:tcMar>
+          </w:tcPr>
+          <w:p>
+            <w:pPr>
+              <w:spacing w:after="0"/>
+            </w:pPr>
+            <w:r>
+              <w:rPr>
+                <w:b/>
+                <w:bCs/>
+                <w:color w:val="12355B"/>
+                <w:sz w:val="16"/>
+                <w:szCs w:val="16"/>
+              </w:rPr>
+              <w:t xml:space="preserve">CORE PROBLEM / GIVEN REPRESENTATION</w:t>
+            </w:r>
+          </w:p>
+        </w:tc>
+        <w:tc>
+          <w:tcPr>
+            <w:tcW w:type="dxa" w:w="3560"/>
+            <w:shd w:fill="EEF4F8" w:color="auto" w:val="clear"/>
+            <w:tcMar>
+              <w:top w:type="dxa" w:w="60"/>
+              <w:left w:type="dxa" w:w="100"/>
+              <w:bottom w:type="dxa" w:w="60"/>
+              <w:right w:type="dxa" w:w="100"/>
+            </w:tcMar>
+          </w:tcPr>
+          <w:p>
+            <w:pPr>
+              <w:spacing w:after="0"/>
+            </w:pPr>
+            <w:r>
+              <w:rPr>
+                <w:b/>
+                <w:bCs/>
+                <w:color w:val="12355B"/>
+                <w:sz w:val="16"/>
+                <w:szCs w:val="16"/>
+              </w:rPr>
+              <w:t xml:space="preserve">WORKING SPACE / CALCULATION STEPS</w:t>
+            </w:r>
+          </w:p>
+        </w:tc>
+        <w:tc>
+          <w:tcPr>
+            <w:tcW w:type="dxa" w:w="3000"/>
             <w:shd w:fill="FBF3E2" w:color="auto" w:val="clear"/>
             <w:tcMar>
               <w:top w:type="dxa" w:w="60"/>
-              <w:left w:type="dxa" w:w="120"/>
+              <w:left w:type="dxa" w:w="100"/>
               <w:bottom w:type="dxa" w:w="60"/>
-              <w:right w:type="dxa" w:w="120"/>
-            </w:tcMar>
-          </w:tcPr>
-          <w:p>
-            <w:pPr>
-              <w:spacing w:after="0" w:line="320"/>
+              <w:right w:type="dxa" w:w="100"/>
+            </w:tcMar>
+          </w:tcPr>
+          <w:p>
+            <w:pPr>
+              <w:spacing w:after="0"/>
+            </w:pPr>
+            <w:r>
+              <w:rPr>
+                <w:b/>
+                <w:bCs/>
+                <w:color w:val="B97A12"/>
+                <w:sz w:val="16"/>
+                <w:szCs w:val="16"/>
+              </w:rPr>
+              <w:t xml:space="preserve">EXPLAIN YOUR REASONING</w:t>
+            </w:r>
+          </w:p>
+        </w:tc>
+      </w:tr>
+      <w:tr>
+        <w:trPr>
+          <w:cantSplit/>
+        </w:trPr>
+        <w:tc>
+          <w:tcPr>
+            <w:tcW w:type="dxa" w:w="2800"/>
+            <w:tcMar>
+              <w:top w:type="dxa" w:w="80"/>
+              <w:left w:type="dxa" w:w="100"/>
+              <w:bottom w:type="dxa" w:w="80"/>
+              <w:right w:type="dxa" w:w="100"/>
+            </w:tcMar>
+            <w:vAlign w:val="top"/>
+          </w:tcPr>
+          <w:p>
+            <w:pPr>
+              <w:spacing w:after="60"/>
+            </w:pPr>
+            <w:r>
+              <w:rPr>
+                <w:b/>
+                <w:bCs/>
+                <w:color w:val="12355B"/>
+                <w:sz w:val="21"/>
+                <w:szCs w:val="21"/>
+              </w:rPr>
+              <w:t xml:space="preserve">1.  </w:t>
+            </w:r>
+            <w:r>
+              <w:rPr>
+                <w:b/>
+                <w:bCs/>
+                <w:sz w:val="20"/>
+                <w:szCs w:val="20"/>
+              </w:rPr>
+              <w:t xml:space="preserve">Why is 'How many hours of sleep did each student get last night?' a statistical question?</w:t>
+            </w:r>
+          </w:p>
+          <w:p>
+            <w:pPr>
+              <w:spacing w:after="30"/>
+              <w:ind w:left="180"/>
+            </w:pPr>
+            <w:r>
+              <w:rPr>
+                <w:sz w:val="19"/>
+                <w:szCs w:val="19"/>
+              </w:rPr>
+              <w:t xml:space="preserve">A)  Because different students got different amounts of sleep</w:t>
+            </w:r>
+          </w:p>
+          <w:p>
+            <w:pPr>
+              <w:spacing w:after="30"/>
+              <w:ind w:left="180"/>
+            </w:pPr>
+            <w:r>
+              <w:rPr>
+                <w:sz w:val="19"/>
+                <w:szCs w:val="19"/>
+              </w:rPr>
+              <w:t xml:space="preserve">B)  Because it asks about sleep</w:t>
+            </w:r>
+          </w:p>
+          <w:p>
+            <w:pPr>
+              <w:spacing w:after="30"/>
+              <w:ind w:left="180"/>
+            </w:pPr>
+            <w:r>
+              <w:rPr>
+                <w:sz w:val="19"/>
+                <w:szCs w:val="19"/>
+              </w:rPr>
+              <w:t xml:space="preserve">C)  Because hours are numbers</w:t>
+            </w:r>
+          </w:p>
+          <w:p>
+            <w:pPr>
+              <w:spacing w:after="30"/>
+              <w:ind w:left="180"/>
+            </w:pPr>
+            <w:r>
+              <w:rPr>
+                <w:sz w:val="19"/>
+                <w:szCs w:val="19"/>
+              </w:rPr>
+              <w:t xml:space="preserve">D)  Because the answer is always 8 hours</w:t>
+            </w:r>
+          </w:p>
+        </w:tc>
+        <w:tc>
+          <w:tcPr>
+            <w:tcW w:type="dxa" w:w="3560"/>
+            <w:tcMar>
+              <w:top w:type="dxa" w:w="80"/>
+              <w:left w:type="dxa" w:w="100"/>
+              <w:bottom w:type="dxa" w:w="80"/>
+              <w:right w:type="dxa" w:w="100"/>
+            </w:tcMar>
+            <w:vAlign w:val="top"/>
+          </w:tcPr>
+          <w:p>
+            <w:pPr>
+              <w:pBdr>
+                <w:bottom w:val="single" w:color="AFBECC" w:sz="6"/>
+              </w:pBdr>
+              <w:spacing w:after="30" w:before="150"/>
             </w:pPr>
             <w:r>
               <w:t xml:space="preserve"/>
@@ -4067,7 +4523,147 @@
           </w:p>
           <w:p>
             <w:pPr>
-              <w:spacing w:after="0" w:line="320"/>
+              <w:pBdr>
+                <w:bottom w:val="single" w:color="AFBECC" w:sz="6"/>
+              </w:pBdr>
+              <w:spacing w:after="30" w:before="150"/>
+            </w:pPr>
+            <w:r>
+              <w:t xml:space="preserve"/>
+            </w:r>
+          </w:p>
+          <w:p>
+            <w:pPr>
+              <w:pBdr>
+                <w:bottom w:val="single" w:color="AFBECC" w:sz="6"/>
+              </w:pBdr>
+              <w:spacing w:after="30" w:before="150"/>
+            </w:pPr>
+            <w:r>
+              <w:t xml:space="preserve"/>
+            </w:r>
+          </w:p>
+          <w:p>
+            <w:pPr>
+              <w:pBdr>
+                <w:bottom w:val="single" w:color="AFBECC" w:sz="6"/>
+              </w:pBdr>
+              <w:spacing w:after="30" w:before="150"/>
+            </w:pPr>
+            <w:r>
+              <w:t xml:space="preserve"/>
+            </w:r>
+          </w:p>
+        </w:tc>
+        <w:tc>
+          <w:tcPr>
+            <w:tcW w:type="dxa" w:w="3000"/>
+            <w:shd w:fill="FBF3E2" w:color="auto" w:val="clear"/>
+            <w:tcMar>
+              <w:top w:type="dxa" w:w="80"/>
+              <w:left w:type="dxa" w:w="100"/>
+              <w:bottom w:type="dxa" w:w="80"/>
+              <w:right w:type="dxa" w:w="100"/>
+            </w:tcMar>
+            <w:vAlign w:val="top"/>
+          </w:tcPr>
+          <w:p>
+            <w:pPr>
+              <w:spacing w:after="40"/>
+            </w:pPr>
+            <w:r>
+              <w:rPr>
+                <w:b/>
+                <w:bCs/>
+                <w:color w:val="12355B"/>
+                <w:sz w:val="19"/>
+                <w:szCs w:val="19"/>
+              </w:rPr>
+              <w:t xml:space="preserve">Because... </w:t>
+            </w:r>
+            <w:r>
+              <w:rPr>
+                <w:color w:val="AFBECC"/>
+                <w:sz w:val="19"/>
+                <w:szCs w:val="19"/>
+              </w:rPr>
+              <w:t xml:space="preserve">________________</w:t>
+            </w:r>
+          </w:p>
+          <w:p>
+            <w:pPr>
+              <w:pBdr>
+                <w:bottom w:val="single" w:color="AFBECC" w:sz="6"/>
+              </w:pBdr>
+              <w:spacing w:after="30" w:before="150"/>
+            </w:pPr>
+            <w:r>
+              <w:t xml:space="preserve"/>
+            </w:r>
+          </w:p>
+          <w:p>
+            <w:pPr>
+              <w:spacing w:after="40" w:before="80"/>
+            </w:pPr>
+            <w:r>
+              <w:rPr>
+                <w:b/>
+                <w:bCs/>
+                <w:color w:val="6B4FA0"/>
+                <w:sz w:val="19"/>
+                <w:szCs w:val="19"/>
+              </w:rPr>
+              <w:t xml:space="preserve">Although... </w:t>
+            </w:r>
+            <w:r>
+              <w:rPr>
+                <w:color w:val="AFBECC"/>
+                <w:sz w:val="19"/>
+                <w:szCs w:val="19"/>
+              </w:rPr>
+              <w:t xml:space="preserve">_______________</w:t>
+            </w:r>
+          </w:p>
+          <w:p>
+            <w:pPr>
+              <w:pBdr>
+                <w:bottom w:val="single" w:color="AFBECC" w:sz="6"/>
+              </w:pBdr>
+              <w:spacing w:after="30" w:before="150"/>
+            </w:pPr>
+            <w:r>
+              <w:t xml:space="preserve"/>
+            </w:r>
+          </w:p>
+          <w:p>
+            <w:pPr>
+              <w:spacing w:after="40" w:before="80"/>
+            </w:pPr>
+            <w:r>
+              <w:rPr>
+                <w:b/>
+                <w:bCs/>
+                <w:color w:val="1FA6A2"/>
+                <w:sz w:val="19"/>
+                <w:szCs w:val="19"/>
+              </w:rPr>
+              <w:t xml:space="preserve">Therefore... </w:t>
+            </w:r>
+            <w:r>
+              <w:rPr>
+                <w:color w:val="AFBECC"/>
+                <w:sz w:val="19"/>
+                <w:szCs w:val="19"/>
+              </w:rPr>
+              <w:t xml:space="preserve">______________</w:t>
+            </w:r>
+          </w:p>
+          <w:p>
+            <w:pPr>
+              <w:pBdr>
+                <w:bottom w:val="single" w:color="AFBECC" w:sz="6"/>
+              </w:pBdr>
+              <w:spacing w:after="30" w:before="150"/>
             </w:pPr>
             <w:r>
               <w:t xml:space="preserve"/>
@@ -4078,58 +4674,173 @@
     </w:tbl>
     <w:p>
       <w:pPr>
-        <w:keepNext/>
-        <w:spacing w:after="60" w:before="160"/>
-      </w:pPr>
-      <w:r>
-        <w:rPr>
-          <w:b/>
-          <w:bCs/>
-          <w:color w:val="12355B"/>
-          <w:sz w:val="22"/>
-          <w:szCs w:val="22"/>
-        </w:rPr>
-        <w:t xml:space="preserve">2.  </w:t>
-      </w:r>
-      <w:r>
-        <w:rPr>
-          <w:b/>
-          <w:bCs/>
-          <w:sz w:val="21"/>
-          <w:szCs w:val="21"/>
-        </w:rPr>
-        <w:t xml:space="preserve">Match each question to its type.</w:t>
+        <w:spacing w:after="80"/>
+      </w:pPr>
+      <w:r>
+        <w:t xml:space="preserve"/>
       </w:r>
     </w:p>
     <w:tbl>
       <w:tblPr>
-        <w:tblW w:type="pct" w:w="100%"/>
+        <w:tblW w:type="dxa" w:w="9360"/>
         <w:tblBorders>
           <w:top w:val="single" w:color="C7D2DD" w:sz="6"/>
           <w:left w:val="single" w:color="C7D2DD" w:sz="6"/>
           <w:bottom w:val="single" w:color="C7D2DD" w:sz="6"/>
           <w:right w:val="single" w:color="C7D2DD" w:sz="6"/>
-          <w:insideH w:val="single" w:color="auto" w:sz="4"/>
-          <w:insideV w:val="single" w:color="auto" w:sz="4"/>
+          <w:insideH w:val="single" w:color="C7D2DD" w:sz="6"/>
+          <w:insideV w:val="single" w:color="C7D2DD" w:sz="6"/>
         </w:tblBorders>
       </w:tblPr>
       <w:tblGrid>
-        <w:gridCol w:w="100"/>
+        <w:gridCol w:w="2800"/>
+        <w:gridCol w:w="3560"/>
+        <w:gridCol w:w="3000"/>
       </w:tblGrid>
       <w:tr>
-        <w:tc>
-          <w:tcPr>
+        <w:trPr>
+          <w:cantSplit/>
+          <w:tblHeader/>
+        </w:trPr>
+        <w:tc>
+          <w:tcPr>
+            <w:tcW w:type="dxa" w:w="2800"/>
+            <w:shd w:fill="EEF4F8" w:color="auto" w:val="clear"/>
+            <w:tcMar>
+              <w:top w:type="dxa" w:w="60"/>
+              <w:left w:type="dxa" w:w="100"/>
+              <w:bottom w:type="dxa" w:w="60"/>
+              <w:right w:type="dxa" w:w="100"/>
+            </w:tcMar>
+          </w:tcPr>
+          <w:p>
+            <w:pPr>
+              <w:spacing w:after="0"/>
+            </w:pPr>
+            <w:r>
+              <w:rPr>
+                <w:b/>
+                <w:bCs/>
+                <w:color w:val="12355B"/>
+                <w:sz w:val="16"/>
+                <w:szCs w:val="16"/>
+              </w:rPr>
+              <w:t xml:space="preserve">CORE PROBLEM / GIVEN REPRESENTATION</w:t>
+            </w:r>
+          </w:p>
+        </w:tc>
+        <w:tc>
+          <w:tcPr>
+            <w:tcW w:type="dxa" w:w="3560"/>
+            <w:shd w:fill="EEF4F8" w:color="auto" w:val="clear"/>
+            <w:tcMar>
+              <w:top w:type="dxa" w:w="60"/>
+              <w:left w:type="dxa" w:w="100"/>
+              <w:bottom w:type="dxa" w:w="60"/>
+              <w:right w:type="dxa" w:w="100"/>
+            </w:tcMar>
+          </w:tcPr>
+          <w:p>
+            <w:pPr>
+              <w:spacing w:after="0"/>
+            </w:pPr>
+            <w:r>
+              <w:rPr>
+                <w:b/>
+                <w:bCs/>
+                <w:color w:val="12355B"/>
+                <w:sz w:val="16"/>
+                <w:szCs w:val="16"/>
+              </w:rPr>
+              <w:t xml:space="preserve">WORKING SPACE / CALCULATION STEPS</w:t>
+            </w:r>
+          </w:p>
+        </w:tc>
+        <w:tc>
+          <w:tcPr>
+            <w:tcW w:type="dxa" w:w="3000"/>
             <w:shd w:fill="FBF3E2" w:color="auto" w:val="clear"/>
             <w:tcMar>
               <w:top w:type="dxa" w:w="60"/>
-              <w:left w:type="dxa" w:w="120"/>
+              <w:left w:type="dxa" w:w="100"/>
               <w:bottom w:type="dxa" w:w="60"/>
-              <w:right w:type="dxa" w:w="120"/>
-            </w:tcMar>
-          </w:tcPr>
-          <w:p>
-            <w:pPr>
-              <w:spacing w:after="0" w:line="320"/>
+              <w:right w:type="dxa" w:w="100"/>
+            </w:tcMar>
+          </w:tcPr>
+          <w:p>
+            <w:pPr>
+              <w:spacing w:after="0"/>
+            </w:pPr>
+            <w:r>
+              <w:rPr>
+                <w:b/>
+                <w:bCs/>
+                <w:color w:val="B97A12"/>
+                <w:sz w:val="16"/>
+                <w:szCs w:val="16"/>
+              </w:rPr>
+              <w:t xml:space="preserve">EXPLAIN YOUR REASONING</w:t>
+            </w:r>
+          </w:p>
+        </w:tc>
+      </w:tr>
+      <w:tr>
+        <w:trPr>
+          <w:cantSplit/>
+        </w:trPr>
+        <w:tc>
+          <w:tcPr>
+            <w:tcW w:type="dxa" w:w="2800"/>
+            <w:tcMar>
+              <w:top w:type="dxa" w:w="80"/>
+              <w:left w:type="dxa" w:w="100"/>
+              <w:bottom w:type="dxa" w:w="80"/>
+              <w:right w:type="dxa" w:w="100"/>
+            </w:tcMar>
+            <w:vAlign w:val="top"/>
+          </w:tcPr>
+          <w:p>
+            <w:pPr>
+              <w:spacing w:after="60"/>
+            </w:pPr>
+            <w:r>
+              <w:rPr>
+                <w:b/>
+                <w:bCs/>
+                <w:color w:val="12355B"/>
+                <w:sz w:val="21"/>
+                <w:szCs w:val="21"/>
+              </w:rPr>
+              <w:t xml:space="preserve">2.  </w:t>
+            </w:r>
+            <w:r>
+              <w:rPr>
+                <w:b/>
+                <w:bCs/>
+                <w:sz w:val="20"/>
+                <w:szCs w:val="20"/>
+              </w:rPr>
+              <w:t xml:space="preserve">Match each question to its type.</w:t>
+            </w:r>
+          </w:p>
+        </w:tc>
+        <w:tc>
+          <w:tcPr>
+            <w:tcW w:type="dxa" w:w="3560"/>
+            <w:tcMar>
+              <w:top w:type="dxa" w:w="80"/>
+              <w:left w:type="dxa" w:w="100"/>
+              <w:bottom w:type="dxa" w:w="80"/>
+              <w:right w:type="dxa" w:w="100"/>
+            </w:tcMar>
+            <w:vAlign w:val="top"/>
+          </w:tcPr>
+          <w:p>
+            <w:pPr>
+              <w:pBdr>
+                <w:bottom w:val="single" w:color="AFBECC" w:sz="6"/>
+              </w:pBdr>
+              <w:spacing w:after="30" w:before="150"/>
             </w:pPr>
             <w:r>
               <w:t xml:space="preserve"/>
@@ -4137,7 +4848,10 @@
           </w:p>
           <w:p>
             <w:pPr>
-              <w:spacing w:after="0" w:line="320"/>
+              <w:pBdr>
+                <w:bottom w:val="single" w:color="AFBECC" w:sz="6"/>
+              </w:pBdr>
+              <w:spacing w:after="30" w:before="150"/>
             </w:pPr>
             <w:r>
               <w:t xml:space="preserve"/>
@@ -4145,7 +4859,10 @@
           </w:p>
           <w:p>
             <w:pPr>
-              <w:spacing w:after="0" w:line="320"/>
+              <w:pBdr>
+                <w:bottom w:val="single" w:color="AFBECC" w:sz="6"/>
+              </w:pBdr>
+              <w:spacing w:after="30" w:before="150"/>
             </w:pPr>
             <w:r>
               <w:t xml:space="preserve"/>
@@ -4153,7 +4870,125 @@
           </w:p>
           <w:p>
             <w:pPr>
-              <w:spacing w:after="0" w:line="320"/>
+              <w:pBdr>
+                <w:bottom w:val="single" w:color="AFBECC" w:sz="6"/>
+              </w:pBdr>
+              <w:spacing w:after="30" w:before="150"/>
+            </w:pPr>
+            <w:r>
+              <w:t xml:space="preserve"/>
+            </w:r>
+          </w:p>
+        </w:tc>
+        <w:tc>
+          <w:tcPr>
+            <w:tcW w:type="dxa" w:w="3000"/>
+            <w:shd w:fill="FBF3E2" w:color="auto" w:val="clear"/>
+            <w:tcMar>
+              <w:top w:type="dxa" w:w="80"/>
+              <w:left w:type="dxa" w:w="100"/>
+              <w:bottom w:type="dxa" w:w="80"/>
+              <w:right w:type="dxa" w:w="100"/>
+            </w:tcMar>
+            <w:vAlign w:val="top"/>
+          </w:tcPr>
+          <w:p>
+            <w:pPr>
+              <w:spacing w:after="40"/>
+            </w:pPr>
+            <w:r>
+              <w:rPr>
+                <w:b/>
+                <w:bCs/>
+                <w:color w:val="12355B"/>
+                <w:sz w:val="19"/>
+                <w:szCs w:val="19"/>
+              </w:rPr>
+              <w:t xml:space="preserve">Because... </w:t>
+            </w:r>
+            <w:r>
+              <w:rPr>
+                <w:color w:val="AFBECC"/>
+                <w:sz w:val="19"/>
+                <w:szCs w:val="19"/>
+              </w:rPr>
+              <w:t xml:space="preserve">________________</w:t>
+            </w:r>
+          </w:p>
+          <w:p>
+            <w:pPr>
+              <w:pBdr>
+                <w:bottom w:val="single" w:color="AFBECC" w:sz="6"/>
+              </w:pBdr>
+              <w:spacing w:after="30" w:before="150"/>
+            </w:pPr>
+            <w:r>
+              <w:t xml:space="preserve"/>
+            </w:r>
+          </w:p>
+          <w:p>
+            <w:pPr>
+              <w:spacing w:after="40" w:before="80"/>
+            </w:pPr>
+            <w:r>
+              <w:rPr>
+                <w:b/>
+                <w:bCs/>
+                <w:color w:val="6B4FA0"/>
+                <w:sz w:val="19"/>
+                <w:szCs w:val="19"/>
+              </w:rPr>
+              <w:t xml:space="preserve">Although... </w:t>
+            </w:r>
+            <w:r>
+              <w:rPr>
+                <w:color w:val="AFBECC"/>
+                <w:sz w:val="19"/>
+                <w:szCs w:val="19"/>
+              </w:rPr>
+              <w:t xml:space="preserve">_______________</w:t>
+            </w:r>
+          </w:p>
+          <w:p>
+            <w:pPr>
+              <w:pBdr>
+                <w:bottom w:val="single" w:color="AFBECC" w:sz="6"/>
+              </w:pBdr>
+              <w:spacing w:after="30" w:before="150"/>
+            </w:pPr>
+            <w:r>
+              <w:t xml:space="preserve"/>
+            </w:r>
+          </w:p>
+          <w:p>
+            <w:pPr>
+              <w:spacing w:after="40" w:before="80"/>
+            </w:pPr>
+            <w:r>
+              <w:rPr>
+                <w:b/>
+                <w:bCs/>
+                <w:color w:val="1FA6A2"/>
+                <w:sz w:val="19"/>
+                <w:szCs w:val="19"/>
+              </w:rPr>
+              <w:t xml:space="preserve">Therefore... </w:t>
+            </w:r>
+            <w:r>
+              <w:rPr>
+                <w:color w:val="AFBECC"/>
+                <w:sz w:val="19"/>
+                <w:szCs w:val="19"/>
+              </w:rPr>
+              <w:t xml:space="preserve">______________</w:t>
+            </w:r>
+          </w:p>
+          <w:p>
+            <w:pPr>
+              <w:pBdr>
+                <w:bottom w:val="single" w:color="AFBECC" w:sz="6"/>
+              </w:pBdr>
+              <w:spacing w:after="30" w:before="150"/>
             </w:pPr>
             <w:r>
               <w:t xml:space="preserve"/>
@@ -4162,6 +4997,14 @@
         </w:tc>
       </w:tr>
     </w:tbl>
+    <w:p>
+      <w:pPr>
+        <w:spacing w:after="80"/>
+      </w:pPr>
+      <w:r>
+        <w:t xml:space="preserve"/>
+      </w:r>
+    </w:p>
     <w:p>
       <w:pPr>
         <w:pStyle w:val="Heading2"/>
@@ -4188,120 +5031,219 @@
         <w:t xml:space="preserve">   grade-level practice</w:t>
       </w:r>
     </w:p>
-    <w:p>
-      <w:pPr>
-        <w:keepNext/>
-        <w:spacing w:after="60" w:before="160"/>
-      </w:pPr>
-      <w:r>
-        <w:rPr>
-          <w:b/>
-          <w:bCs/>
-          <w:color w:val="12355B"/>
-          <w:sz w:val="22"/>
-          <w:szCs w:val="22"/>
-        </w:rPr>
-        <w:t xml:space="preserve">3.  </w:t>
-      </w:r>
-      <w:r>
-        <w:rPr>
-          <w:b/>
-          <w:bCs/>
-          <w:sz w:val="21"/>
-          <w:szCs w:val="21"/>
-        </w:rPr>
-        <w:t xml:space="preserve">A coach asks: "How many hours does each athlete on the track team sleep the night before a meet?" Why is this a statistical question?</w:t>
-      </w:r>
-    </w:p>
-    <w:p>
-      <w:pPr>
-        <w:spacing w:after="40"/>
-        <w:ind w:left="420"/>
-      </w:pPr>
-      <w:r>
-        <w:rPr>
-          <w:sz w:val="20"/>
-          <w:szCs w:val="20"/>
-        </w:rPr>
-        <w:t xml:space="preserve">A)  Because it is about sports</w:t>
-      </w:r>
-    </w:p>
-    <w:p>
-      <w:pPr>
-        <w:spacing w:after="40"/>
-        <w:ind w:left="420"/>
-      </w:pPr>
-      <w:r>
-        <w:rPr>
-          <w:sz w:val="20"/>
-          <w:szCs w:val="20"/>
-        </w:rPr>
-        <w:t xml:space="preserve">B)  Because it has a numerical answer</w:t>
-      </w:r>
-    </w:p>
-    <w:p>
-      <w:pPr>
-        <w:spacing w:after="40"/>
-        <w:ind w:left="420"/>
-      </w:pPr>
-      <w:r>
-        <w:rPr>
-          <w:sz w:val="20"/>
-          <w:szCs w:val="20"/>
-        </w:rPr>
-        <w:t xml:space="preserve">C)  Because the answers will vary from athlete to athlete</w:t>
-      </w:r>
-    </w:p>
-    <w:p>
-      <w:pPr>
-        <w:spacing w:after="40"/>
-        <w:ind w:left="420"/>
-      </w:pPr>
-      <w:r>
-        <w:rPr>
-          <w:sz w:val="20"/>
-          <w:szCs w:val="20"/>
-        </w:rPr>
-        <w:t xml:space="preserve">D)  Because the coach asked it</w:t>
-      </w:r>
-    </w:p>
-    <w:p>
-      <w:pPr>
-        <w:spacing w:after="20"/>
-      </w:pPr>
-      <w:r>
-        <w:t xml:space="preserve"/>
-      </w:r>
-    </w:p>
     <w:tbl>
       <w:tblPr>
-        <w:tblW w:type="pct" w:w="100%"/>
+        <w:tblW w:type="dxa" w:w="9360"/>
         <w:tblBorders>
           <w:top w:val="single" w:color="C7D2DD" w:sz="6"/>
           <w:left w:val="single" w:color="C7D2DD" w:sz="6"/>
           <w:bottom w:val="single" w:color="C7D2DD" w:sz="6"/>
           <w:right w:val="single" w:color="C7D2DD" w:sz="6"/>
-          <w:insideH w:val="single" w:color="auto" w:sz="4"/>
-          <w:insideV w:val="single" w:color="auto" w:sz="4"/>
+          <w:insideH w:val="single" w:color="C7D2DD" w:sz="6"/>
+          <w:insideV w:val="single" w:color="C7D2DD" w:sz="6"/>
         </w:tblBorders>
       </w:tblPr>
       <w:tblGrid>
-        <w:gridCol w:w="100"/>
+        <w:gridCol w:w="2800"/>
+        <w:gridCol w:w="3560"/>
+        <w:gridCol w:w="3000"/>
       </w:tblGrid>
       <w:tr>
-        <w:tc>
-          <w:tcPr>
+        <w:trPr>
+          <w:cantSplit/>
+          <w:tblHeader/>
+        </w:trPr>
+        <w:tc>
+          <w:tcPr>
+            <w:tcW w:type="dxa" w:w="2800"/>
+            <w:shd w:fill="EEF4F8" w:color="auto" w:val="clear"/>
+            <w:tcMar>
+              <w:top w:type="dxa" w:w="60"/>
+              <w:left w:type="dxa" w:w="100"/>
+              <w:bottom w:type="dxa" w:w="60"/>
+              <w:right w:type="dxa" w:w="100"/>
+            </w:tcMar>
+          </w:tcPr>
+          <w:p>
+            <w:pPr>
+              <w:spacing w:after="0"/>
+            </w:pPr>
+            <w:r>
+              <w:rPr>
+                <w:b/>
+                <w:bCs/>
+                <w:color w:val="12355B"/>
+                <w:sz w:val="16"/>
+                <w:szCs w:val="16"/>
+              </w:rPr>
+              <w:t xml:space="preserve">CORE PROBLEM / GIVEN REPRESENTATION</w:t>
+            </w:r>
+          </w:p>
+        </w:tc>
+        <w:tc>
+          <w:tcPr>
+            <w:tcW w:type="dxa" w:w="3560"/>
+            <w:shd w:fill="EEF4F8" w:color="auto" w:val="clear"/>
+            <w:tcMar>
+              <w:top w:type="dxa" w:w="60"/>
+              <w:left w:type="dxa" w:w="100"/>
+              <w:bottom w:type="dxa" w:w="60"/>
+              <w:right w:type="dxa" w:w="100"/>
+            </w:tcMar>
+          </w:tcPr>
+          <w:p>
+            <w:pPr>
+              <w:spacing w:after="0"/>
+            </w:pPr>
+            <w:r>
+              <w:rPr>
+                <w:b/>
+                <w:bCs/>
+                <w:color w:val="12355B"/>
+                <w:sz w:val="16"/>
+                <w:szCs w:val="16"/>
+              </w:rPr>
+              <w:t xml:space="preserve">WORKING SPACE / CALCULATION STEPS</w:t>
+            </w:r>
+          </w:p>
+        </w:tc>
+        <w:tc>
+          <w:tcPr>
+            <w:tcW w:type="dxa" w:w="3000"/>
             <w:shd w:fill="FBF3E2" w:color="auto" w:val="clear"/>
             <w:tcMar>
               <w:top w:type="dxa" w:w="60"/>
-              <w:left w:type="dxa" w:w="120"/>
+              <w:left w:type="dxa" w:w="100"/>
               <w:bottom w:type="dxa" w:w="60"/>
-              <w:right w:type="dxa" w:w="120"/>
-            </w:tcMar>
-          </w:tcPr>
-          <w:p>
-            <w:pPr>
-              <w:spacing w:after="0" w:line="320"/>
+              <w:right w:type="dxa" w:w="100"/>
+            </w:tcMar>
+          </w:tcPr>
+          <w:p>
+            <w:pPr>
+              <w:spacing w:after="0"/>
+            </w:pPr>
+            <w:r>
+              <w:rPr>
+                <w:b/>
+                <w:bCs/>
+                <w:color w:val="B97A12"/>
+                <w:sz w:val="16"/>
+                <w:szCs w:val="16"/>
+              </w:rPr>
+              <w:t xml:space="preserve">EXPLAIN YOUR REASONING</w:t>
+            </w:r>
+          </w:p>
+        </w:tc>
+      </w:tr>
+      <w:tr>
+        <w:trPr>
+          <w:cantSplit/>
+        </w:trPr>
+        <w:tc>
+          <w:tcPr>
+            <w:tcW w:type="dxa" w:w="2800"/>
+            <w:tcMar>
+              <w:top w:type="dxa" w:w="80"/>
+              <w:left w:type="dxa" w:w="100"/>
+              <w:bottom w:type="dxa" w:w="80"/>
+              <w:right w:type="dxa" w:w="100"/>
+            </w:tcMar>
+            <w:vAlign w:val="top"/>
+          </w:tcPr>
+          <w:p>
+            <w:pPr>
+              <w:spacing w:after="60"/>
+            </w:pPr>
+            <w:r>
+              <w:rPr>
+                <w:b/>
+                <w:bCs/>
+                <w:color w:val="12355B"/>
+                <w:sz w:val="21"/>
+                <w:szCs w:val="21"/>
+              </w:rPr>
+              <w:t xml:space="preserve">3.  </w:t>
+            </w:r>
+            <w:r>
+              <w:rPr>
+                <w:b/>
+                <w:bCs/>
+                <w:sz w:val="20"/>
+                <w:szCs w:val="20"/>
+              </w:rPr>
+              <w:t xml:space="preserve">A coach asks: "How many hours does each athlete on the track team sleep the night before a meet?" Why is this a statistical question?</w:t>
+            </w:r>
+          </w:p>
+          <w:p>
+            <w:pPr>
+              <w:spacing w:after="30"/>
+              <w:ind w:left="180"/>
+            </w:pPr>
+            <w:r>
+              <w:rPr>
+                <w:sz w:val="19"/>
+                <w:szCs w:val="19"/>
+              </w:rPr>
+              <w:t xml:space="preserve">A)  Because it is about sports</w:t>
+            </w:r>
+          </w:p>
+          <w:p>
+            <w:pPr>
+              <w:spacing w:after="30"/>
+              <w:ind w:left="180"/>
+            </w:pPr>
+            <w:r>
+              <w:rPr>
+                <w:sz w:val="19"/>
+                <w:szCs w:val="19"/>
+              </w:rPr>
+              <w:t xml:space="preserve">B)  Because it has a numerical answer</w:t>
+            </w:r>
+          </w:p>
+          <w:p>
+            <w:pPr>
+              <w:spacing w:after="30"/>
+              <w:ind w:left="180"/>
+            </w:pPr>
+            <w:r>
+              <w:rPr>
+                <w:sz w:val="19"/>
+                <w:szCs w:val="19"/>
+              </w:rPr>
+              <w:t xml:space="preserve">C)  Because the answers will vary from athlete to athlete</w:t>
+            </w:r>
+          </w:p>
+          <w:p>
+            <w:pPr>
+              <w:spacing w:after="30"/>
+              <w:ind w:left="180"/>
+            </w:pPr>
+            <w:r>
+              <w:rPr>
+                <w:sz w:val="19"/>
+                <w:szCs w:val="19"/>
+              </w:rPr>
+              <w:t xml:space="preserve">D)  Because the coach asked it</w:t>
+            </w:r>
+          </w:p>
+        </w:tc>
+        <w:tc>
+          <w:tcPr>
+            <w:tcW w:type="dxa" w:w="3560"/>
+            <w:tcMar>
+              <w:top w:type="dxa" w:w="80"/>
+              <w:left w:type="dxa" w:w="100"/>
+              <w:bottom w:type="dxa" w:w="80"/>
+              <w:right w:type="dxa" w:w="100"/>
+            </w:tcMar>
+            <w:vAlign w:val="top"/>
+          </w:tcPr>
+          <w:p>
+            <w:pPr>
+              <w:pBdr>
+                <w:bottom w:val="single" w:color="AFBECC" w:sz="6"/>
+              </w:pBdr>
+              <w:spacing w:after="30" w:before="150"/>
             </w:pPr>
             <w:r>
               <w:t xml:space="preserve"/>
@@ -4309,7 +5251,147 @@
           </w:p>
           <w:p>
             <w:pPr>
-              <w:spacing w:after="0" w:line="320"/>
+              <w:pBdr>
+                <w:bottom w:val="single" w:color="AFBECC" w:sz="6"/>
+              </w:pBdr>
+              <w:spacing w:after="30" w:before="150"/>
+            </w:pPr>
+            <w:r>
+              <w:t xml:space="preserve"/>
+            </w:r>
+          </w:p>
+          <w:p>
+            <w:pPr>
+              <w:pBdr>
+                <w:bottom w:val="single" w:color="AFBECC" w:sz="6"/>
+              </w:pBdr>
+              <w:spacing w:after="30" w:before="150"/>
+            </w:pPr>
+            <w:r>
+              <w:t xml:space="preserve"/>
+            </w:r>
+          </w:p>
+          <w:p>
+            <w:pPr>
+              <w:pBdr>
+                <w:bottom w:val="single" w:color="AFBECC" w:sz="6"/>
+              </w:pBdr>
+              <w:spacing w:after="30" w:before="150"/>
+            </w:pPr>
+            <w:r>
+              <w:t xml:space="preserve"/>
+            </w:r>
+          </w:p>
+        </w:tc>
+        <w:tc>
+          <w:tcPr>
+            <w:tcW w:type="dxa" w:w="3000"/>
+            <w:shd w:fill="FBF3E2" w:color="auto" w:val="clear"/>
+            <w:tcMar>
+              <w:top w:type="dxa" w:w="80"/>
+              <w:left w:type="dxa" w:w="100"/>
+              <w:bottom w:type="dxa" w:w="80"/>
+              <w:right w:type="dxa" w:w="100"/>
+            </w:tcMar>
+            <w:vAlign w:val="top"/>
+          </w:tcPr>
+          <w:p>
+            <w:pPr>
+              <w:spacing w:after="40"/>
+            </w:pPr>
+            <w:r>
+              <w:rPr>
+                <w:b/>
+                <w:bCs/>
+                <w:color w:val="12355B"/>
+                <w:sz w:val="19"/>
+                <w:szCs w:val="19"/>
+              </w:rPr>
+              <w:t xml:space="preserve">Because... </w:t>
+            </w:r>
+            <w:r>
+              <w:rPr>
+                <w:color w:val="AFBECC"/>
+                <w:sz w:val="19"/>
+                <w:szCs w:val="19"/>
+              </w:rPr>
+              <w:t xml:space="preserve">________________</w:t>
+            </w:r>
+          </w:p>
+          <w:p>
+            <w:pPr>
+              <w:pBdr>
+                <w:bottom w:val="single" w:color="AFBECC" w:sz="6"/>
+              </w:pBdr>
+              <w:spacing w:after="30" w:before="150"/>
+            </w:pPr>
+            <w:r>
+              <w:t xml:space="preserve"/>
+            </w:r>
+          </w:p>
+          <w:p>
+            <w:pPr>
+              <w:spacing w:after="40" w:before="80"/>
+            </w:pPr>
+            <w:r>
+              <w:rPr>
+                <w:b/>
+                <w:bCs/>
+                <w:color w:val="6B4FA0"/>
+                <w:sz w:val="19"/>
+                <w:szCs w:val="19"/>
+              </w:rPr>
+              <w:t xml:space="preserve">Although... </w:t>
+            </w:r>
+            <w:r>
+              <w:rPr>
+                <w:color w:val="AFBECC"/>
+                <w:sz w:val="19"/>
+                <w:szCs w:val="19"/>
+              </w:rPr>
+              <w:t xml:space="preserve">_______________</w:t>
+            </w:r>
+          </w:p>
+          <w:p>
+            <w:pPr>
+              <w:pBdr>
+                <w:bottom w:val="single" w:color="AFBECC" w:sz="6"/>
+              </w:pBdr>
+              <w:spacing w:after="30" w:before="150"/>
+            </w:pPr>
+            <w:r>
+              <w:t xml:space="preserve"/>
+            </w:r>
+          </w:p>
+          <w:p>
+            <w:pPr>
+              <w:spacing w:after="40" w:before="80"/>
+            </w:pPr>
+            <w:r>
+              <w:rPr>
+                <w:b/>
+                <w:bCs/>
+                <w:color w:val="1FA6A2"/>
+                <w:sz w:val="19"/>
+                <w:szCs w:val="19"/>
+              </w:rPr>
+              <w:t xml:space="preserve">Therefore... </w:t>
+            </w:r>
+            <w:r>
+              <w:rPr>
+                <w:color w:val="AFBECC"/>
+                <w:sz w:val="19"/>
+                <w:szCs w:val="19"/>
+              </w:rPr>
+              <w:t xml:space="preserve">______________</w:t>
+            </w:r>
+          </w:p>
+          <w:p>
+            <w:pPr>
+              <w:pBdr>
+                <w:bottom w:val="single" w:color="AFBECC" w:sz="6"/>
+              </w:pBdr>
+              <w:spacing w:after="30" w:before="150"/>
             </w:pPr>
             <w:r>
               <w:t xml:space="preserve"/>
@@ -4320,58 +5402,173 @@
     </w:tbl>
     <w:p>
       <w:pPr>
-        <w:keepNext/>
-        <w:spacing w:after="60" w:before="160"/>
-      </w:pPr>
-      <w:r>
-        <w:rPr>
-          <w:b/>
-          <w:bCs/>
-          <w:color w:val="12355B"/>
-          <w:sz w:val="22"/>
-          <w:szCs w:val="22"/>
-        </w:rPr>
-        <w:t xml:space="preserve">4.  </w:t>
-      </w:r>
-      <w:r>
-        <w:rPr>
-          <w:b/>
-          <w:bCs/>
-          <w:sz w:val="21"/>
-          <w:szCs w:val="21"/>
-        </w:rPr>
-        <w:t xml:space="preserve">Match each question with what makes it statistical or not.</w:t>
+        <w:spacing w:after="80"/>
+      </w:pPr>
+      <w:r>
+        <w:t xml:space="preserve"/>
       </w:r>
     </w:p>
     <w:tbl>
       <w:tblPr>
-        <w:tblW w:type="pct" w:w="100%"/>
+        <w:tblW w:type="dxa" w:w="9360"/>
         <w:tblBorders>
           <w:top w:val="single" w:color="C7D2DD" w:sz="6"/>
           <w:left w:val="single" w:color="C7D2DD" w:sz="6"/>
           <w:bottom w:val="single" w:color="C7D2DD" w:sz="6"/>
           <w:right w:val="single" w:color="C7D2DD" w:sz="6"/>
-          <w:insideH w:val="single" w:color="auto" w:sz="4"/>
-          <w:insideV w:val="single" w:color="auto" w:sz="4"/>
+          <w:insideH w:val="single" w:color="C7D2DD" w:sz="6"/>
+          <w:insideV w:val="single" w:color="C7D2DD" w:sz="6"/>
         </w:tblBorders>
       </w:tblPr>
       <w:tblGrid>
-        <w:gridCol w:w="100"/>
+        <w:gridCol w:w="2800"/>
+        <w:gridCol w:w="3560"/>
+        <w:gridCol w:w="3000"/>
       </w:tblGrid>
       <w:tr>
-        <w:tc>
-          <w:tcPr>
+        <w:trPr>
+          <w:cantSplit/>
+          <w:tblHeader/>
+        </w:trPr>
+        <w:tc>
+          <w:tcPr>
+            <w:tcW w:type="dxa" w:w="2800"/>
+            <w:shd w:fill="EEF4F8" w:color="auto" w:val="clear"/>
+            <w:tcMar>
+              <w:top w:type="dxa" w:w="60"/>
+              <w:left w:type="dxa" w:w="100"/>
+              <w:bottom w:type="dxa" w:w="60"/>
+              <w:right w:type="dxa" w:w="100"/>
+            </w:tcMar>
+          </w:tcPr>
+          <w:p>
+            <w:pPr>
+              <w:spacing w:after="0"/>
+            </w:pPr>
+            <w:r>
+              <w:rPr>
+                <w:b/>
+                <w:bCs/>
+                <w:color w:val="12355B"/>
+                <w:sz w:val="16"/>
+                <w:szCs w:val="16"/>
+              </w:rPr>
+              <w:t xml:space="preserve">CORE PROBLEM / GIVEN REPRESENTATION</w:t>
+            </w:r>
+          </w:p>
+        </w:tc>
+        <w:tc>
+          <w:tcPr>
+            <w:tcW w:type="dxa" w:w="3560"/>
+            <w:shd w:fill="EEF4F8" w:color="auto" w:val="clear"/>
+            <w:tcMar>
+              <w:top w:type="dxa" w:w="60"/>
+              <w:left w:type="dxa" w:w="100"/>
+              <w:bottom w:type="dxa" w:w="60"/>
+              <w:right w:type="dxa" w:w="100"/>
+            </w:tcMar>
+          </w:tcPr>
+          <w:p>
+            <w:pPr>
+              <w:spacing w:after="0"/>
+            </w:pPr>
+            <w:r>
+              <w:rPr>
+                <w:b/>
+                <w:bCs/>
+                <w:color w:val="12355B"/>
+                <w:sz w:val="16"/>
+                <w:szCs w:val="16"/>
+              </w:rPr>
+              <w:t xml:space="preserve">WORKING SPACE / CALCULATION STEPS</w:t>
+            </w:r>
+          </w:p>
+        </w:tc>
+        <w:tc>
+          <w:tcPr>
+            <w:tcW w:type="dxa" w:w="3000"/>
             <w:shd w:fill="FBF3E2" w:color="auto" w:val="clear"/>
             <w:tcMar>
               <w:top w:type="dxa" w:w="60"/>
-              <w:left w:type="dxa" w:w="120"/>
+              <w:left w:type="dxa" w:w="100"/>
               <w:bottom w:type="dxa" w:w="60"/>
-              <w:right w:type="dxa" w:w="120"/>
-            </w:tcMar>
-          </w:tcPr>
-          <w:p>
-            <w:pPr>
-              <w:spacing w:after="0" w:line="320"/>
+              <w:right w:type="dxa" w:w="100"/>
+            </w:tcMar>
+          </w:tcPr>
+          <w:p>
+            <w:pPr>
+              <w:spacing w:after="0"/>
+            </w:pPr>
+            <w:r>
+              <w:rPr>
+                <w:b/>
+                <w:bCs/>
+                <w:color w:val="B97A12"/>
+                <w:sz w:val="16"/>
+                <w:szCs w:val="16"/>
+              </w:rPr>
+              <w:t xml:space="preserve">EXPLAIN YOUR REASONING</w:t>
+            </w:r>
+          </w:p>
+        </w:tc>
+      </w:tr>
+      <w:tr>
+        <w:trPr>
+          <w:cantSplit/>
+        </w:trPr>
+        <w:tc>
+          <w:tcPr>
+            <w:tcW w:type="dxa" w:w="2800"/>
+            <w:tcMar>
+              <w:top w:type="dxa" w:w="80"/>
+              <w:left w:type="dxa" w:w="100"/>
+              <w:bottom w:type="dxa" w:w="80"/>
+              <w:right w:type="dxa" w:w="100"/>
+            </w:tcMar>
+            <w:vAlign w:val="top"/>
+          </w:tcPr>
+          <w:p>
+            <w:pPr>
+              <w:spacing w:after="60"/>
+            </w:pPr>
+            <w:r>
+              <w:rPr>
+                <w:b/>
+                <w:bCs/>
+                <w:color w:val="12355B"/>
+                <w:sz w:val="21"/>
+                <w:szCs w:val="21"/>
+              </w:rPr>
+              <w:t xml:space="preserve">4.  </w:t>
+            </w:r>
+            <w:r>
+              <w:rPr>
+                <w:b/>
+                <w:bCs/>
+                <w:sz w:val="20"/>
+                <w:szCs w:val="20"/>
+              </w:rPr>
+              <w:t xml:space="preserve">Match each question with what makes it statistical or not.</w:t>
+            </w:r>
+          </w:p>
+        </w:tc>
+        <w:tc>
+          <w:tcPr>
+            <w:tcW w:type="dxa" w:w="3560"/>
+            <w:tcMar>
+              <w:top w:type="dxa" w:w="80"/>
+              <w:left w:type="dxa" w:w="100"/>
+              <w:bottom w:type="dxa" w:w="80"/>
+              <w:right w:type="dxa" w:w="100"/>
+            </w:tcMar>
+            <w:vAlign w:val="top"/>
+          </w:tcPr>
+          <w:p>
+            <w:pPr>
+              <w:pBdr>
+                <w:bottom w:val="single" w:color="AFBECC" w:sz="6"/>
+              </w:pBdr>
+              <w:spacing w:after="30" w:before="150"/>
             </w:pPr>
             <w:r>
               <w:t xml:space="preserve"/>
@@ -4379,7 +5576,10 @@
           </w:p>
           <w:p>
             <w:pPr>
-              <w:spacing w:after="0" w:line="320"/>
+              <w:pBdr>
+                <w:bottom w:val="single" w:color="AFBECC" w:sz="6"/>
+              </w:pBdr>
+              <w:spacing w:after="30" w:before="150"/>
             </w:pPr>
             <w:r>
               <w:t xml:space="preserve"/>
@@ -4387,7 +5587,10 @@
           </w:p>
           <w:p>
             <w:pPr>
-              <w:spacing w:after="0" w:line="320"/>
+              <w:pBdr>
+                <w:bottom w:val="single" w:color="AFBECC" w:sz="6"/>
+              </w:pBdr>
+              <w:spacing w:after="30" w:before="150"/>
             </w:pPr>
             <w:r>
               <w:t xml:space="preserve"/>
@@ -4395,7 +5598,125 @@
           </w:p>
           <w:p>
             <w:pPr>
-              <w:spacing w:after="0" w:line="320"/>
+              <w:pBdr>
+                <w:bottom w:val="single" w:color="AFBECC" w:sz="6"/>
+              </w:pBdr>
+              <w:spacing w:after="30" w:before="150"/>
+            </w:pPr>
+            <w:r>
+              <w:t xml:space="preserve"/>
+            </w:r>
+          </w:p>
+        </w:tc>
+        <w:tc>
+          <w:tcPr>
+            <w:tcW w:type="dxa" w:w="3000"/>
+            <w:shd w:fill="FBF3E2" w:color="auto" w:val="clear"/>
+            <w:tcMar>
+              <w:top w:type="dxa" w:w="80"/>
+              <w:left w:type="dxa" w:w="100"/>
+              <w:bottom w:type="dxa" w:w="80"/>
+              <w:right w:type="dxa" w:w="100"/>
+            </w:tcMar>
+            <w:vAlign w:val="top"/>
+          </w:tcPr>
+          <w:p>
+            <w:pPr>
+              <w:spacing w:after="40"/>
+            </w:pPr>
+            <w:r>
+              <w:rPr>
+                <w:b/>
+                <w:bCs/>
+                <w:color w:val="12355B"/>
+                <w:sz w:val="19"/>
+                <w:szCs w:val="19"/>
+              </w:rPr>
+              <w:t xml:space="preserve">Because... </w:t>
+            </w:r>
+            <w:r>
+              <w:rPr>
+                <w:color w:val="AFBECC"/>
+                <w:sz w:val="19"/>
+                <w:szCs w:val="19"/>
+              </w:rPr>
+              <w:t xml:space="preserve">________________</w:t>
+            </w:r>
+          </w:p>
+          <w:p>
+            <w:pPr>
+              <w:pBdr>
+                <w:bottom w:val="single" w:color="AFBECC" w:sz="6"/>
+              </w:pBdr>
+              <w:spacing w:after="30" w:before="150"/>
+            </w:pPr>
+            <w:r>
+              <w:t xml:space="preserve"/>
+            </w:r>
+          </w:p>
+          <w:p>
+            <w:pPr>
+              <w:spacing w:after="40" w:before="80"/>
+            </w:pPr>
+            <w:r>
+              <w:rPr>
+                <w:b/>
+                <w:bCs/>
+                <w:color w:val="6B4FA0"/>
+                <w:sz w:val="19"/>
+                <w:szCs w:val="19"/>
+              </w:rPr>
+              <w:t xml:space="preserve">Although... </w:t>
+            </w:r>
+            <w:r>
+              <w:rPr>
+                <w:color w:val="AFBECC"/>
+                <w:sz w:val="19"/>
+                <w:szCs w:val="19"/>
+              </w:rPr>
+              <w:t xml:space="preserve">_______________</w:t>
+            </w:r>
+          </w:p>
+          <w:p>
+            <w:pPr>
+              <w:pBdr>
+                <w:bottom w:val="single" w:color="AFBECC" w:sz="6"/>
+              </w:pBdr>
+              <w:spacing w:after="30" w:before="150"/>
+            </w:pPr>
+            <w:r>
+              <w:t xml:space="preserve"/>
+            </w:r>
+          </w:p>
+          <w:p>
+            <w:pPr>
+              <w:spacing w:after="40" w:before="80"/>
+            </w:pPr>
+            <w:r>
+              <w:rPr>
+                <w:b/>
+                <w:bCs/>
+                <w:color w:val="1FA6A2"/>
+                <w:sz w:val="19"/>
+                <w:szCs w:val="19"/>
+              </w:rPr>
+              <w:t xml:space="preserve">Therefore... </w:t>
+            </w:r>
+            <w:r>
+              <w:rPr>
+                <w:color w:val="AFBECC"/>
+                <w:sz w:val="19"/>
+                <w:szCs w:val="19"/>
+              </w:rPr>
+              <w:t xml:space="preserve">______________</w:t>
+            </w:r>
+          </w:p>
+          <w:p>
+            <w:pPr>
+              <w:pBdr>
+                <w:bottom w:val="single" w:color="AFBECC" w:sz="6"/>
+              </w:pBdr>
+              <w:spacing w:after="30" w:before="150"/>
             </w:pPr>
             <w:r>
               <w:t xml:space="preserve"/>
@@ -4406,84 +5727,7 @@
     </w:tbl>
     <w:p>
       <w:pPr>
-        <w:keepNext/>
-        <w:spacing w:after="60" w:before="160"/>
-      </w:pPr>
-      <w:r>
-        <w:rPr>
-          <w:b/>
-          <w:bCs/>
-          <w:color w:val="12355B"/>
-          <w:sz w:val="22"/>
-          <w:szCs w:val="22"/>
-        </w:rPr>
-        <w:t xml:space="preserve">5.  </w:t>
-      </w:r>
-      <w:r>
-        <w:rPr>
-          <w:b/>
-          <w:bCs/>
-          <w:sz w:val="21"/>
-          <w:szCs w:val="21"/>
-        </w:rPr>
-        <w:t xml:space="preserve">Which of these is a statistical question?</w:t>
-      </w:r>
-    </w:p>
-    <w:p>
-      <w:pPr>
-        <w:spacing w:after="40"/>
-        <w:ind w:left="420"/>
-      </w:pPr>
-      <w:r>
-        <w:rPr>
-          <w:sz w:val="20"/>
-          <w:szCs w:val="20"/>
-        </w:rPr>
-        <w:t xml:space="preserve">A)  What time is it right now?</w:t>
-      </w:r>
-    </w:p>
-    <w:p>
-      <w:pPr>
-        <w:spacing w:after="40"/>
-        <w:ind w:left="420"/>
-      </w:pPr>
-      <w:r>
-        <w:rPr>
-          <w:sz w:val="20"/>
-          <w:szCs w:val="20"/>
-        </w:rPr>
-        <w:t xml:space="preserve">B)  What is my shoe size?</w:t>
-      </w:r>
-    </w:p>
-    <w:p>
-      <w:pPr>
-        <w:spacing w:after="40"/>
-        <w:ind w:left="420"/>
-      </w:pPr>
-      <w:r>
-        <w:rPr>
-          <w:sz w:val="20"/>
-          <w:szCs w:val="20"/>
-        </w:rPr>
-        <w:t xml:space="preserve">C)  What is 7 × 8?</w:t>
-      </w:r>
-    </w:p>
-    <w:p>
-      <w:pPr>
-        <w:spacing w:after="40"/>
-        <w:ind w:left="420"/>
-      </w:pPr>
-      <w:r>
-        <w:rPr>
-          <w:sz w:val="20"/>
-          <w:szCs w:val="20"/>
-        </w:rPr>
-        <w:t xml:space="preserve">D)  How tall are the students in my class?</w:t>
-      </w:r>
-    </w:p>
-    <w:p>
-      <w:pPr>
-        <w:spacing w:after="20"/>
+        <w:spacing w:after="80"/>
       </w:pPr>
       <w:r>
         <w:t xml:space="preserve"/>
@@ -4491,33 +5735,217 @@
     </w:p>
     <w:tbl>
       <w:tblPr>
-        <w:tblW w:type="pct" w:w="100%"/>
+        <w:tblW w:type="dxa" w:w="9360"/>
         <w:tblBorders>
           <w:top w:val="single" w:color="C7D2DD" w:sz="6"/>
           <w:left w:val="single" w:color="C7D2DD" w:sz="6"/>
           <w:bottom w:val="single" w:color="C7D2DD" w:sz="6"/>
           <w:right w:val="single" w:color="C7D2DD" w:sz="6"/>
-          <w:insideH w:val="single" w:color="auto" w:sz="4"/>
-          <w:insideV w:val="single" w:color="auto" w:sz="4"/>
+          <w:insideH w:val="single" w:color="C7D2DD" w:sz="6"/>
+          <w:insideV w:val="single" w:color="C7D2DD" w:sz="6"/>
         </w:tblBorders>
       </w:tblPr>
       <w:tblGrid>
-        <w:gridCol w:w="100"/>
+        <w:gridCol w:w="2800"/>
+        <w:gridCol w:w="3560"/>
+        <w:gridCol w:w="3000"/>
       </w:tblGrid>
       <w:tr>
-        <w:tc>
-          <w:tcPr>
+        <w:trPr>
+          <w:cantSplit/>
+          <w:tblHeader/>
+        </w:trPr>
+        <w:tc>
+          <w:tcPr>
+            <w:tcW w:type="dxa" w:w="2800"/>
+            <w:shd w:fill="EEF4F8" w:color="auto" w:val="clear"/>
+            <w:tcMar>
+              <w:top w:type="dxa" w:w="60"/>
+              <w:left w:type="dxa" w:w="100"/>
+              <w:bottom w:type="dxa" w:w="60"/>
+              <w:right w:type="dxa" w:w="100"/>
+            </w:tcMar>
+          </w:tcPr>
+          <w:p>
+            <w:pPr>
+              <w:spacing w:after="0"/>
+            </w:pPr>
+            <w:r>
+              <w:rPr>
+                <w:b/>
+                <w:bCs/>
+                <w:color w:val="12355B"/>
+                <w:sz w:val="16"/>
+                <w:szCs w:val="16"/>
+              </w:rPr>
+              <w:t xml:space="preserve">CORE PROBLEM / GIVEN REPRESENTATION</w:t>
+            </w:r>
+          </w:p>
+        </w:tc>
+        <w:tc>
+          <w:tcPr>
+            <w:tcW w:type="dxa" w:w="3560"/>
+            <w:shd w:fill="EEF4F8" w:color="auto" w:val="clear"/>
+            <w:tcMar>
+              <w:top w:type="dxa" w:w="60"/>
+              <w:left w:type="dxa" w:w="100"/>
+              <w:bottom w:type="dxa" w:w="60"/>
+              <w:right w:type="dxa" w:w="100"/>
+            </w:tcMar>
+          </w:tcPr>
+          <w:p>
+            <w:pPr>
+              <w:spacing w:after="0"/>
+            </w:pPr>
+            <w:r>
+              <w:rPr>
+                <w:b/>
+                <w:bCs/>
+                <w:color w:val="12355B"/>
+                <w:sz w:val="16"/>
+                <w:szCs w:val="16"/>
+              </w:rPr>
+              <w:t xml:space="preserve">WORKING SPACE / CALCULATION STEPS</w:t>
+            </w:r>
+          </w:p>
+        </w:tc>
+        <w:tc>
+          <w:tcPr>
+            <w:tcW w:type="dxa" w:w="3000"/>
             <w:shd w:fill="FBF3E2" w:color="auto" w:val="clear"/>
             <w:tcMar>
               <w:top w:type="dxa" w:w="60"/>
-              <w:left w:type="dxa" w:w="120"/>
+              <w:left w:type="dxa" w:w="100"/>
               <w:bottom w:type="dxa" w:w="60"/>
-              <w:right w:type="dxa" w:w="120"/>
-            </w:tcMar>
-          </w:tcPr>
-          <w:p>
-            <w:pPr>
-              <w:spacing w:after="0" w:line="320"/>
+              <w:right w:type="dxa" w:w="100"/>
+            </w:tcMar>
+          </w:tcPr>
+          <w:p>
+            <w:pPr>
+              <w:spacing w:after="0"/>
+            </w:pPr>
+            <w:r>
+              <w:rPr>
+                <w:b/>
+                <w:bCs/>
+                <w:color w:val="B97A12"/>
+                <w:sz w:val="16"/>
+                <w:szCs w:val="16"/>
+              </w:rPr>
+              <w:t xml:space="preserve">EXPLAIN YOUR REASONING</w:t>
+            </w:r>
+          </w:p>
+        </w:tc>
+      </w:tr>
+      <w:tr>
+        <w:trPr>
+          <w:cantSplit/>
+        </w:trPr>
+        <w:tc>
+          <w:tcPr>
+            <w:tcW w:type="dxa" w:w="2800"/>
+            <w:tcMar>
+              <w:top w:type="dxa" w:w="80"/>
+              <w:left w:type="dxa" w:w="100"/>
+              <w:bottom w:type="dxa" w:w="80"/>
+              <w:right w:type="dxa" w:w="100"/>
+            </w:tcMar>
+            <w:vAlign w:val="top"/>
+          </w:tcPr>
+          <w:p>
+            <w:pPr>
+              <w:spacing w:after="60"/>
+            </w:pPr>
+            <w:r>
+              <w:rPr>
+                <w:b/>
+                <w:bCs/>
+                <w:color w:val="12355B"/>
+                <w:sz w:val="21"/>
+                <w:szCs w:val="21"/>
+              </w:rPr>
+              <w:t xml:space="preserve">5.  </w:t>
+            </w:r>
+            <w:r>
+              <w:rPr>
+                <w:b/>
+                <w:bCs/>
+                <w:sz w:val="20"/>
+                <w:szCs w:val="20"/>
+              </w:rPr>
+              <w:t xml:space="preserve">Which of these is a statistical question?</w:t>
+            </w:r>
+          </w:p>
+          <w:p>
+            <w:pPr>
+              <w:spacing w:after="30"/>
+              <w:ind w:left="180"/>
+            </w:pPr>
+            <w:r>
+              <w:rPr>
+                <w:sz w:val="19"/>
+                <w:szCs w:val="19"/>
+              </w:rPr>
+              <w:t xml:space="preserve">A)  What time is it right now?</w:t>
+            </w:r>
+          </w:p>
+          <w:p>
+            <w:pPr>
+              <w:spacing w:after="30"/>
+              <w:ind w:left="180"/>
+            </w:pPr>
+            <w:r>
+              <w:rPr>
+                <w:sz w:val="19"/>
+                <w:szCs w:val="19"/>
+              </w:rPr>
+              <w:t xml:space="preserve">B)  What is my shoe size?</w:t>
+            </w:r>
+          </w:p>
+          <w:p>
+            <w:pPr>
+              <w:spacing w:after="30"/>
+              <w:ind w:left="180"/>
+            </w:pPr>
+            <w:r>
+              <w:rPr>
+                <w:sz w:val="19"/>
+                <w:szCs w:val="19"/>
+              </w:rPr>
+              <w:t xml:space="preserve">C)  What is 7 × 8?</w:t>
+            </w:r>
+          </w:p>
+          <w:p>
+            <w:pPr>
+              <w:spacing w:after="30"/>
+              <w:ind w:left="180"/>
+            </w:pPr>
+            <w:r>
+              <w:rPr>
+                <w:sz w:val="19"/>
+                <w:szCs w:val="19"/>
+              </w:rPr>
+              <w:t xml:space="preserve">D)  How tall are the students in my class?</w:t>
+            </w:r>
+          </w:p>
+        </w:tc>
+        <w:tc>
+          <w:tcPr>
+            <w:tcW w:type="dxa" w:w="3560"/>
+            <w:tcMar>
+              <w:top w:type="dxa" w:w="80"/>
+              <w:left w:type="dxa" w:w="100"/>
+              <w:bottom w:type="dxa" w:w="80"/>
+              <w:right w:type="dxa" w:w="100"/>
+            </w:tcMar>
+            <w:vAlign w:val="top"/>
+          </w:tcPr>
+          <w:p>
+            <w:pPr>
+              <w:pBdr>
+                <w:bottom w:val="single" w:color="AFBECC" w:sz="6"/>
+              </w:pBdr>
+              <w:spacing w:after="30" w:before="150"/>
             </w:pPr>
             <w:r>
               <w:t xml:space="preserve"/>
@@ -4525,7 +5953,147 @@
           </w:p>
           <w:p>
             <w:pPr>
-              <w:spacing w:after="0" w:line="320"/>
+              <w:pBdr>
+                <w:bottom w:val="single" w:color="AFBECC" w:sz="6"/>
+              </w:pBdr>
+              <w:spacing w:after="30" w:before="150"/>
+            </w:pPr>
+            <w:r>
+              <w:t xml:space="preserve"/>
+            </w:r>
+          </w:p>
+          <w:p>
+            <w:pPr>
+              <w:pBdr>
+                <w:bottom w:val="single" w:color="AFBECC" w:sz="6"/>
+              </w:pBdr>
+              <w:spacing w:after="30" w:before="150"/>
+            </w:pPr>
+            <w:r>
+              <w:t xml:space="preserve"/>
+            </w:r>
+          </w:p>
+          <w:p>
+            <w:pPr>
+              <w:pBdr>
+                <w:bottom w:val="single" w:color="AFBECC" w:sz="6"/>
+              </w:pBdr>
+              <w:spacing w:after="30" w:before="150"/>
+            </w:pPr>
+            <w:r>
+              <w:t xml:space="preserve"/>
+            </w:r>
+          </w:p>
+        </w:tc>
+        <w:tc>
+          <w:tcPr>
+            <w:tcW w:type="dxa" w:w="3000"/>
+            <w:shd w:fill="FBF3E2" w:color="auto" w:val="clear"/>
+            <w:tcMar>
+              <w:top w:type="dxa" w:w="80"/>
+              <w:left w:type="dxa" w:w="100"/>
+              <w:bottom w:type="dxa" w:w="80"/>
+              <w:right w:type="dxa" w:w="100"/>
+            </w:tcMar>
+            <w:vAlign w:val="top"/>
+          </w:tcPr>
+          <w:p>
+            <w:pPr>
+              <w:spacing w:after="40"/>
+            </w:pPr>
+            <w:r>
+              <w:rPr>
+                <w:b/>
+                <w:bCs/>
+                <w:color w:val="12355B"/>
+                <w:sz w:val="19"/>
+                <w:szCs w:val="19"/>
+              </w:rPr>
+              <w:t xml:space="preserve">Because... </w:t>
+            </w:r>
+            <w:r>
+              <w:rPr>
+                <w:color w:val="AFBECC"/>
+                <w:sz w:val="19"/>
+                <w:szCs w:val="19"/>
+              </w:rPr>
+              <w:t xml:space="preserve">________________</w:t>
+            </w:r>
+          </w:p>
+          <w:p>
+            <w:pPr>
+              <w:pBdr>
+                <w:bottom w:val="single" w:color="AFBECC" w:sz="6"/>
+              </w:pBdr>
+              <w:spacing w:after="30" w:before="150"/>
+            </w:pPr>
+            <w:r>
+              <w:t xml:space="preserve"/>
+            </w:r>
+          </w:p>
+          <w:p>
+            <w:pPr>
+              <w:spacing w:after="40" w:before="80"/>
+            </w:pPr>
+            <w:r>
+              <w:rPr>
+                <w:b/>
+                <w:bCs/>
+                <w:color w:val="6B4FA0"/>
+                <w:sz w:val="19"/>
+                <w:szCs w:val="19"/>
+              </w:rPr>
+              <w:t xml:space="preserve">Although... </w:t>
+            </w:r>
+            <w:r>
+              <w:rPr>
+                <w:color w:val="AFBECC"/>
+                <w:sz w:val="19"/>
+                <w:szCs w:val="19"/>
+              </w:rPr>
+              <w:t xml:space="preserve">_______________</w:t>
+            </w:r>
+          </w:p>
+          <w:p>
+            <w:pPr>
+              <w:pBdr>
+                <w:bottom w:val="single" w:color="AFBECC" w:sz="6"/>
+              </w:pBdr>
+              <w:spacing w:after="30" w:before="150"/>
+            </w:pPr>
+            <w:r>
+              <w:t xml:space="preserve"/>
+            </w:r>
+          </w:p>
+          <w:p>
+            <w:pPr>
+              <w:spacing w:after="40" w:before="80"/>
+            </w:pPr>
+            <w:r>
+              <w:rPr>
+                <w:b/>
+                <w:bCs/>
+                <w:color w:val="1FA6A2"/>
+                <w:sz w:val="19"/>
+                <w:szCs w:val="19"/>
+              </w:rPr>
+              <w:t xml:space="preserve">Therefore... </w:t>
+            </w:r>
+            <w:r>
+              <w:rPr>
+                <w:color w:val="AFBECC"/>
+                <w:sz w:val="19"/>
+                <w:szCs w:val="19"/>
+              </w:rPr>
+              <w:t xml:space="preserve">______________</w:t>
+            </w:r>
+          </w:p>
+          <w:p>
+            <w:pPr>
+              <w:pBdr>
+                <w:bottom w:val="single" w:color="AFBECC" w:sz="6"/>
+              </w:pBdr>
+              <w:spacing w:after="30" w:before="150"/>
             </w:pPr>
             <w:r>
               <w:t xml:space="preserve"/>
@@ -4536,84 +6104,7 @@
     </w:tbl>
     <w:p>
       <w:pPr>
-        <w:keepNext/>
-        <w:spacing w:after="60" w:before="160"/>
-      </w:pPr>
-      <w:r>
-        <w:rPr>
-          <w:b/>
-          <w:bCs/>
-          <w:color w:val="12355B"/>
-          <w:sz w:val="22"/>
-          <w:szCs w:val="22"/>
-        </w:rPr>
-        <w:t xml:space="preserve">6.  </w:t>
-      </w:r>
-      <w:r>
-        <w:rPr>
-          <w:b/>
-          <w:bCs/>
-          <w:sz w:val="21"/>
-          <w:szCs w:val="21"/>
-        </w:rPr>
-        <w:t xml:space="preserve">Which of these would collect data that VARIES (making it a statistical question)?</w:t>
-      </w:r>
-    </w:p>
-    <w:p>
-      <w:pPr>
-        <w:spacing w:after="40"/>
-        <w:ind w:left="420"/>
-      </w:pPr>
-      <w:r>
-        <w:rPr>
-          <w:sz w:val="20"/>
-          <w:szCs w:val="20"/>
-        </w:rPr>
-        <w:t xml:space="preserve">A)  How many siblings does each student in the class have?</w:t>
-      </w:r>
-    </w:p>
-    <w:p>
-      <w:pPr>
-        <w:spacing w:after="40"/>
-        <w:ind w:left="420"/>
-      </w:pPr>
-      <w:r>
-        <w:rPr>
-          <w:sz w:val="20"/>
-          <w:szCs w:val="20"/>
-        </w:rPr>
-        <w:t xml:space="preserve">B)  How many days are in one week?</w:t>
-      </w:r>
-    </w:p>
-    <w:p>
-      <w:pPr>
-        <w:spacing w:after="40"/>
-        <w:ind w:left="420"/>
-      </w:pPr>
-      <w:r>
-        <w:rPr>
-          <w:sz w:val="20"/>
-          <w:szCs w:val="20"/>
-        </w:rPr>
-        <w:t xml:space="preserve">C)  How many minutes are in one hour?</w:t>
-      </w:r>
-    </w:p>
-    <w:p>
-      <w:pPr>
-        <w:spacing w:after="40"/>
-        <w:ind w:left="420"/>
-      </w:pPr>
-      <w:r>
-        <w:rPr>
-          <w:sz w:val="20"/>
-          <w:szCs w:val="20"/>
-        </w:rPr>
-        <w:t xml:space="preserve">D)  What is 12 + 12?</w:t>
-      </w:r>
-    </w:p>
-    <w:p>
-      <w:pPr>
-        <w:spacing w:after="20"/>
+        <w:spacing w:after="80"/>
       </w:pPr>
       <w:r>
         <w:t xml:space="preserve"/>
@@ -4621,33 +6112,217 @@
     </w:p>
     <w:tbl>
       <w:tblPr>
-        <w:tblW w:type="pct" w:w="100%"/>
+        <w:tblW w:type="dxa" w:w="9360"/>
         <w:tblBorders>
           <w:top w:val="single" w:color="C7D2DD" w:sz="6"/>
           <w:left w:val="single" w:color="C7D2DD" w:sz="6"/>
           <w:bottom w:val="single" w:color="C7D2DD" w:sz="6"/>
           <w:right w:val="single" w:color="C7D2DD" w:sz="6"/>
-          <w:insideH w:val="single" w:color="auto" w:sz="4"/>
-          <w:insideV w:val="single" w:color="auto" w:sz="4"/>
+          <w:insideH w:val="single" w:color="C7D2DD" w:sz="6"/>
+          <w:insideV w:val="single" w:color="C7D2DD" w:sz="6"/>
         </w:tblBorders>
       </w:tblPr>
       <w:tblGrid>
-        <w:gridCol w:w="100"/>
+        <w:gridCol w:w="2800"/>
+        <w:gridCol w:w="3560"/>
+        <w:gridCol w:w="3000"/>
       </w:tblGrid>
       <w:tr>
-        <w:tc>
-          <w:tcPr>
+        <w:trPr>
+          <w:cantSplit/>
+          <w:tblHeader/>
+        </w:trPr>
+        <w:tc>
+          <w:tcPr>
+            <w:tcW w:type="dxa" w:w="2800"/>
+            <w:shd w:fill="EEF4F8" w:color="auto" w:val="clear"/>
+            <w:tcMar>
+              <w:top w:type="dxa" w:w="60"/>
+              <w:left w:type="dxa" w:w="100"/>
+              <w:bottom w:type="dxa" w:w="60"/>
+              <w:right w:type="dxa" w:w="100"/>
+            </w:tcMar>
+          </w:tcPr>
+          <w:p>
+            <w:pPr>
+              <w:spacing w:after="0"/>
+            </w:pPr>
+            <w:r>
+              <w:rPr>
+                <w:b/>
+                <w:bCs/>
+                <w:color w:val="12355B"/>
+                <w:sz w:val="16"/>
+                <w:szCs w:val="16"/>
+              </w:rPr>
+              <w:t xml:space="preserve">CORE PROBLEM / GIVEN REPRESENTATION</w:t>
+            </w:r>
+          </w:p>
+        </w:tc>
+        <w:tc>
+          <w:tcPr>
+            <w:tcW w:type="dxa" w:w="3560"/>
+            <w:shd w:fill="EEF4F8" w:color="auto" w:val="clear"/>
+            <w:tcMar>
+              <w:top w:type="dxa" w:w="60"/>
+              <w:left w:type="dxa" w:w="100"/>
+              <w:bottom w:type="dxa" w:w="60"/>
+              <w:right w:type="dxa" w:w="100"/>
+            </w:tcMar>
+          </w:tcPr>
+          <w:p>
+            <w:pPr>
+              <w:spacing w:after="0"/>
+            </w:pPr>
+            <w:r>
+              <w:rPr>
+                <w:b/>
+                <w:bCs/>
+                <w:color w:val="12355B"/>
+                <w:sz w:val="16"/>
+                <w:szCs w:val="16"/>
+              </w:rPr>
+              <w:t xml:space="preserve">WORKING SPACE / CALCULATION STEPS</w:t>
+            </w:r>
+          </w:p>
+        </w:tc>
+        <w:tc>
+          <w:tcPr>
+            <w:tcW w:type="dxa" w:w="3000"/>
             <w:shd w:fill="FBF3E2" w:color="auto" w:val="clear"/>
             <w:tcMar>
               <w:top w:type="dxa" w:w="60"/>
-              <w:left w:type="dxa" w:w="120"/>
+              <w:left w:type="dxa" w:w="100"/>
               <w:bottom w:type="dxa" w:w="60"/>
-              <w:right w:type="dxa" w:w="120"/>
-            </w:tcMar>
-          </w:tcPr>
-          <w:p>
-            <w:pPr>
-              <w:spacing w:after="0" w:line="320"/>
+              <w:right w:type="dxa" w:w="100"/>
+            </w:tcMar>
+          </w:tcPr>
+          <w:p>
+            <w:pPr>
+              <w:spacing w:after="0"/>
+            </w:pPr>
+            <w:r>
+              <w:rPr>
+                <w:b/>
+                <w:bCs/>
+                <w:color w:val="B97A12"/>
+                <w:sz w:val="16"/>
+                <w:szCs w:val="16"/>
+              </w:rPr>
+              <w:t xml:space="preserve">EXPLAIN YOUR REASONING</w:t>
+            </w:r>
+          </w:p>
+        </w:tc>
+      </w:tr>
+      <w:tr>
+        <w:trPr>
+          <w:cantSplit/>
+        </w:trPr>
+        <w:tc>
+          <w:tcPr>
+            <w:tcW w:type="dxa" w:w="2800"/>
+            <w:tcMar>
+              <w:top w:type="dxa" w:w="80"/>
+              <w:left w:type="dxa" w:w="100"/>
+              <w:bottom w:type="dxa" w:w="80"/>
+              <w:right w:type="dxa" w:w="100"/>
+            </w:tcMar>
+            <w:vAlign w:val="top"/>
+          </w:tcPr>
+          <w:p>
+            <w:pPr>
+              <w:spacing w:after="60"/>
+            </w:pPr>
+            <w:r>
+              <w:rPr>
+                <w:b/>
+                <w:bCs/>
+                <w:color w:val="12355B"/>
+                <w:sz w:val="21"/>
+                <w:szCs w:val="21"/>
+              </w:rPr>
+              <w:t xml:space="preserve">6.  </w:t>
+            </w:r>
+            <w:r>
+              <w:rPr>
+                <w:b/>
+                <w:bCs/>
+                <w:sz w:val="20"/>
+                <w:szCs w:val="20"/>
+              </w:rPr>
+              <w:t xml:space="preserve">Which of these would collect data that VARIES (making it a statistical question)?</w:t>
+            </w:r>
+          </w:p>
+          <w:p>
+            <w:pPr>
+              <w:spacing w:after="30"/>
+              <w:ind w:left="180"/>
+            </w:pPr>
+            <w:r>
+              <w:rPr>
+                <w:sz w:val="19"/>
+                <w:szCs w:val="19"/>
+              </w:rPr>
+              <w:t xml:space="preserve">A)  How many siblings does each student in the class have?</w:t>
+            </w:r>
+          </w:p>
+          <w:p>
+            <w:pPr>
+              <w:spacing w:after="30"/>
+              <w:ind w:left="180"/>
+            </w:pPr>
+            <w:r>
+              <w:rPr>
+                <w:sz w:val="19"/>
+                <w:szCs w:val="19"/>
+              </w:rPr>
+              <w:t xml:space="preserve">B)  How many days are in one week?</w:t>
+            </w:r>
+          </w:p>
+          <w:p>
+            <w:pPr>
+              <w:spacing w:after="30"/>
+              <w:ind w:left="180"/>
+            </w:pPr>
+            <w:r>
+              <w:rPr>
+                <w:sz w:val="19"/>
+                <w:szCs w:val="19"/>
+              </w:rPr>
+              <w:t xml:space="preserve">C)  How many minutes are in one hour?</w:t>
+            </w:r>
+          </w:p>
+          <w:p>
+            <w:pPr>
+              <w:spacing w:after="30"/>
+              <w:ind w:left="180"/>
+            </w:pPr>
+            <w:r>
+              <w:rPr>
+                <w:sz w:val="19"/>
+                <w:szCs w:val="19"/>
+              </w:rPr>
+              <w:t xml:space="preserve">D)  What is 12 + 12?</w:t>
+            </w:r>
+          </w:p>
+        </w:tc>
+        <w:tc>
+          <w:tcPr>
+            <w:tcW w:type="dxa" w:w="3560"/>
+            <w:tcMar>
+              <w:top w:type="dxa" w:w="80"/>
+              <w:left w:type="dxa" w:w="100"/>
+              <w:bottom w:type="dxa" w:w="80"/>
+              <w:right w:type="dxa" w:w="100"/>
+            </w:tcMar>
+            <w:vAlign w:val="top"/>
+          </w:tcPr>
+          <w:p>
+            <w:pPr>
+              <w:pBdr>
+                <w:bottom w:val="single" w:color="AFBECC" w:sz="6"/>
+              </w:pBdr>
+              <w:spacing w:after="30" w:before="150"/>
             </w:pPr>
             <w:r>
               <w:t xml:space="preserve"/>
@@ -4655,7 +6330,147 @@
           </w:p>
           <w:p>
             <w:pPr>
-              <w:spacing w:after="0" w:line="320"/>
+              <w:pBdr>
+                <w:bottom w:val="single" w:color="AFBECC" w:sz="6"/>
+              </w:pBdr>
+              <w:spacing w:after="30" w:before="150"/>
+            </w:pPr>
+            <w:r>
+              <w:t xml:space="preserve"/>
+            </w:r>
+          </w:p>
+          <w:p>
+            <w:pPr>
+              <w:pBdr>
+                <w:bottom w:val="single" w:color="AFBECC" w:sz="6"/>
+              </w:pBdr>
+              <w:spacing w:after="30" w:before="150"/>
+            </w:pPr>
+            <w:r>
+              <w:t xml:space="preserve"/>
+            </w:r>
+          </w:p>
+          <w:p>
+            <w:pPr>
+              <w:pBdr>
+                <w:bottom w:val="single" w:color="AFBECC" w:sz="6"/>
+              </w:pBdr>
+              <w:spacing w:after="30" w:before="150"/>
+            </w:pPr>
+            <w:r>
+              <w:t xml:space="preserve"/>
+            </w:r>
+          </w:p>
+        </w:tc>
+        <w:tc>
+          <w:tcPr>
+            <w:tcW w:type="dxa" w:w="3000"/>
+            <w:shd w:fill="FBF3E2" w:color="auto" w:val="clear"/>
+            <w:tcMar>
+              <w:top w:type="dxa" w:w="80"/>
+              <w:left w:type="dxa" w:w="100"/>
+              <w:bottom w:type="dxa" w:w="80"/>
+              <w:right w:type="dxa" w:w="100"/>
+            </w:tcMar>
+            <w:vAlign w:val="top"/>
+          </w:tcPr>
+          <w:p>
+            <w:pPr>
+              <w:spacing w:after="40"/>
+            </w:pPr>
+            <w:r>
+              <w:rPr>
+                <w:b/>
+                <w:bCs/>
+                <w:color w:val="12355B"/>
+                <w:sz w:val="19"/>
+                <w:szCs w:val="19"/>
+              </w:rPr>
+              <w:t xml:space="preserve">Because... </w:t>
+            </w:r>
+            <w:r>
+              <w:rPr>
+                <w:color w:val="AFBECC"/>
+                <w:sz w:val="19"/>
+                <w:szCs w:val="19"/>
+              </w:rPr>
+              <w:t xml:space="preserve">________________</w:t>
+            </w:r>
+          </w:p>
+          <w:p>
+            <w:pPr>
+              <w:pBdr>
+                <w:bottom w:val="single" w:color="AFBECC" w:sz="6"/>
+              </w:pBdr>
+              <w:spacing w:after="30" w:before="150"/>
+            </w:pPr>
+            <w:r>
+              <w:t xml:space="preserve"/>
+            </w:r>
+          </w:p>
+          <w:p>
+            <w:pPr>
+              <w:spacing w:after="40" w:before="80"/>
+            </w:pPr>
+            <w:r>
+              <w:rPr>
+                <w:b/>
+                <w:bCs/>
+                <w:color w:val="6B4FA0"/>
+                <w:sz w:val="19"/>
+                <w:szCs w:val="19"/>
+              </w:rPr>
+              <w:t xml:space="preserve">Although... </w:t>
+            </w:r>
+            <w:r>
+              <w:rPr>
+                <w:color w:val="AFBECC"/>
+                <w:sz w:val="19"/>
+                <w:szCs w:val="19"/>
+              </w:rPr>
+              <w:t xml:space="preserve">_______________</w:t>
+            </w:r>
+          </w:p>
+          <w:p>
+            <w:pPr>
+              <w:pBdr>
+                <w:bottom w:val="single" w:color="AFBECC" w:sz="6"/>
+              </w:pBdr>
+              <w:spacing w:after="30" w:before="150"/>
+            </w:pPr>
+            <w:r>
+              <w:t xml:space="preserve"/>
+            </w:r>
+          </w:p>
+          <w:p>
+            <w:pPr>
+              <w:spacing w:after="40" w:before="80"/>
+            </w:pPr>
+            <w:r>
+              <w:rPr>
+                <w:b/>
+                <w:bCs/>
+                <w:color w:val="1FA6A2"/>
+                <w:sz w:val="19"/>
+                <w:szCs w:val="19"/>
+              </w:rPr>
+              <w:t xml:space="preserve">Therefore... </w:t>
+            </w:r>
+            <w:r>
+              <w:rPr>
+                <w:color w:val="AFBECC"/>
+                <w:sz w:val="19"/>
+                <w:szCs w:val="19"/>
+              </w:rPr>
+              <w:t xml:space="preserve">______________</w:t>
+            </w:r>
+          </w:p>
+          <w:p>
+            <w:pPr>
+              <w:pBdr>
+                <w:bottom w:val="single" w:color="AFBECC" w:sz="6"/>
+              </w:pBdr>
+              <w:spacing w:after="30" w:before="150"/>
             </w:pPr>
             <w:r>
               <w:t xml:space="preserve"/>
@@ -4664,6 +6479,14 @@
         </w:tc>
       </w:tr>
     </w:tbl>
+    <w:p>
+      <w:pPr>
+        <w:spacing w:after="80"/>
+      </w:pPr>
+      <w:r>
+        <w:t xml:space="preserve"/>
+      </w:r>
+    </w:p>
     <w:p>
       <w:pPr>
         <w:pStyle w:val="Heading1"/>
@@ -4719,11 +6542,7 @@
           <w:sz w:val="22"/>
           <w:szCs w:val="22"/>
         </w:rPr>
-        <w:t xml:space="preserve">Which question is a statistical question?
-A) How many students are in the school?
-B) How many hours does each student in 6th grade exercise per week?
-C) What time does school start?
-D) How many days are in a week?</w:t>
+        <w:t xml:space="preserve">Which question is a statistical question?</w:t>
       </w:r>
     </w:p>
     <w:p>
@@ -4736,7 +6555,7 @@
           <w:sz w:val="21"/>
           <w:szCs w:val="21"/>
         </w:rPr>
-        <w:t xml:space="preserve">A)  A) How many students are in the school?</w:t>
+        <w:t xml:space="preserve">A)  How many students are in the school?</w:t>
       </w:r>
     </w:p>
     <w:p>
@@ -4749,7 +6568,7 @@
           <w:sz w:val="21"/>
           <w:szCs w:val="21"/>
         </w:rPr>
-        <w:t xml:space="preserve">B)  C) What time does school start?</w:t>
+        <w:t xml:space="preserve">B)  What time does school start?</w:t>
       </w:r>
     </w:p>
     <w:p>
@@ -4762,7 +6581,7 @@
           <w:sz w:val="21"/>
           <w:szCs w:val="21"/>
         </w:rPr>
-        <w:t xml:space="preserve">C)  B) How many hours does each student exercise per week?</w:t>
+        <w:t xml:space="preserve">C)  How many hours does each 6th grader exercise per week?</w:t>
       </w:r>
     </w:p>
     <w:p>
@@ -4775,7 +6594,7 @@
           <w:sz w:val="21"/>
           <w:szCs w:val="21"/>
         </w:rPr>
-        <w:t xml:space="preserve">D)  D) How many days are in a week?</w:t>
+        <w:t xml:space="preserve">D)  How many days are in a week?</w:t>
       </w:r>
     </w:p>
     <w:p>
@@ -4786,6 +6605,149 @@
         <w:t xml:space="preserve"/>
       </w:r>
     </w:p>
+    <w:p>
+      <w:pPr>
+        <w:spacing w:after="60"/>
+      </w:pPr>
+      <w:r>
+        <w:t xml:space="preserve"/>
+      </w:r>
+    </w:p>
+    <w:tbl>
+      <w:tblPr>
+        <w:tblW w:type="dxa" w:w="9360"/>
+        <w:tblBorders>
+          <w:top w:val="single" w:color="C7D2DD" w:sz="6"/>
+          <w:left w:val="single" w:color="C7D2DD" w:sz="6"/>
+          <w:bottom w:val="single" w:color="C7D2DD" w:sz="6"/>
+          <w:right w:val="single" w:color="C7D2DD" w:sz="6"/>
+          <w:insideH w:val="single" w:color="C7D2DD" w:sz="6"/>
+          <w:insideV w:val="single" w:color="C7D2DD" w:sz="6"/>
+        </w:tblBorders>
+      </w:tblPr>
+      <w:tblGrid>
+        <w:gridCol w:w="3120"/>
+        <w:gridCol w:w="3120"/>
+        <w:gridCol w:w="3120"/>
+      </w:tblGrid>
+      <w:tr>
+        <w:trPr>
+          <w:cantSplit/>
+          <w:tblHeader/>
+        </w:trPr>
+        <w:tc>
+          <w:tcPr>
+            <w:tcW w:type="dxa" w:w="9360"/>
+            <w:gridSpan w:val="3"/>
+            <w:shd w:fill="EEF4F8" w:color="auto" w:val="clear"/>
+            <w:tcMar>
+              <w:top w:type="dxa" w:w="60"/>
+              <w:left w:type="dxa" w:w="100"/>
+              <w:bottom w:type="dxa" w:w="60"/>
+              <w:right w:type="dxa" w:w="100"/>
+            </w:tcMar>
+          </w:tcPr>
+          <w:p>
+            <w:pPr>
+              <w:spacing w:after="0"/>
+            </w:pPr>
+            <w:r>
+              <w:rPr>
+                <w:b/>
+                <w:bCs/>
+                <w:color w:val="12355B"/>
+                <w:sz w:val="18"/>
+                <w:szCs w:val="18"/>
+              </w:rPr>
+              <w:t xml:space="preserve">EXIT CHECK · 3-POINT SELF-ASSESSMENT CHECKLIST</w:t>
+            </w:r>
+          </w:p>
+        </w:tc>
+      </w:tr>
+      <w:tr>
+        <w:trPr>
+          <w:cantSplit/>
+        </w:trPr>
+        <w:tc>
+          <w:tcPr>
+            <w:tcW w:type="dxa" w:w="3120"/>
+            <w:tcMar>
+              <w:top w:type="dxa" w:w="80"/>
+              <w:left w:type="dxa" w:w="100"/>
+              <w:bottom w:type="dxa" w:w="80"/>
+              <w:right w:type="dxa" w:w="100"/>
+            </w:tcMar>
+          </w:tcPr>
+          <w:p>
+            <w:pPr>
+              <w:spacing w:after="0"/>
+            </w:pPr>
+            <w:r>
+              <w:rPr>
+                <w:b/>
+                <w:bCs/>
+                <w:color w:val="1A2733"/>
+                <w:sz w:val="18"/>
+                <w:szCs w:val="18"/>
+              </w:rPr>
+              <w:t xml:space="preserve">☐ 1. Units &amp; Labels Verified</w:t>
+            </w:r>
+          </w:p>
+        </w:tc>
+        <w:tc>
+          <w:tcPr>
+            <w:tcW w:type="dxa" w:w="3120"/>
+            <w:tcMar>
+              <w:top w:type="dxa" w:w="80"/>
+              <w:left w:type="dxa" w:w="100"/>
+              <w:bottom w:type="dxa" w:w="80"/>
+              <w:right w:type="dxa" w:w="100"/>
+            </w:tcMar>
+          </w:tcPr>
+          <w:p>
+            <w:pPr>
+              <w:spacing w:after="0"/>
+            </w:pPr>
+            <w:r>
+              <w:rPr>
+                <w:b/>
+                <w:bCs/>
+                <w:color w:val="1A2733"/>
+                <w:sz w:val="18"/>
+                <w:szCs w:val="18"/>
+              </w:rPr>
+              <w:t xml:space="preserve">☐ 2. Reasoning Stated (Because / Although / Therefore)</w:t>
+            </w:r>
+          </w:p>
+        </w:tc>
+        <w:tc>
+          <w:tcPr>
+            <w:tcW w:type="dxa" w:w="3120"/>
+            <w:tcMar>
+              <w:top w:type="dxa" w:w="80"/>
+              <w:left w:type="dxa" w:w="100"/>
+              <w:bottom w:type="dxa" w:w="80"/>
+              <w:right w:type="dxa" w:w="100"/>
+            </w:tcMar>
+          </w:tcPr>
+          <w:p>
+            <w:pPr>
+              <w:spacing w:after="0"/>
+            </w:pPr>
+            <w:r>
+              <w:rPr>
+                <w:b/>
+                <w:bCs/>
+                <w:color w:val="1A2733"/>
+                <w:sz w:val="18"/>
+                <w:szCs w:val="18"/>
+              </w:rPr>
+              <w:t xml:space="preserve">☐ 3. Calculations Double-Checked</w:t>
+            </w:r>
+          </w:p>
+        </w:tc>
+      </w:tr>
+    </w:tbl>
     <w:sectPr>
       <w:headerReference w:type="default" r:id="rId7"/>
       <w:footerReference w:type="default" r:id="rId8"/>
